--- a/lessons/4-4/downloads/reveal/4.4-session-2-practice-form-b.docx
+++ b/lessons/4-4/downloads/reveal/4.4-session-2-practice-form-b.docx
@@ -88,6 +88,7 @@
       <w:pPr>
         <w:keepNext/>
         <w:spacing w:before="0" w:after="10" w:line="240" w:lineRule="auto"/>
+        <w:outlineLvl w:val="0"/>
       </w:pPr>
       <w:r>
         <w:rPr>
@@ -123,7 +124,7 @@
           <w:sz w:val="15"/>
           <w:szCs w:val="15"/>
         </w:rPr>
-        <w:t xml:space="preserve">   ·   6.RP.A.3c</w:t>
+        <w:t xml:space="preserve">   ·   6.AT.4</w:t>
       </w:r>
     </w:p>
     <w:p>
@@ -194,8 +195,8 @@
                 <w:rFonts w:ascii="Avenir Next" w:hAnsi="Avenir Next" w:cs="Avenir Next" w:eastAsia="Avenir Next"/>
                 <w:b/>
                 <w:color w:val="003A70"/>
-                <w:sz w:val="18"/>
-                <w:szCs w:val="18"/>
+                <w:sz w:val="19"/>
+                <w:szCs w:val="19"/>
               </w:rPr>
               <w:t xml:space="preserve">•</w:t>
             </w:r>
@@ -203,8 +204,8 @@
               <w:rPr>
                 <w:rFonts w:ascii="Avenir Next" w:hAnsi="Avenir Next" w:cs="Avenir Next" w:eastAsia="Avenir Next"/>
                 <w:color w:val="1A1A1A"/>
-                <w:sz w:val="18"/>
-                <w:szCs w:val="18"/>
+                <w:sz w:val="19"/>
+                <w:szCs w:val="19"/>
               </w:rPr>
               <w:tab/>
             </w:r>
@@ -212,18 +213,37 @@
               <w:rPr>
                 <w:rFonts w:ascii="Avenir Next" w:hAnsi="Avenir Next" w:cs="Avenir Next" w:eastAsia="Avenir Next"/>
                 <w:color w:val="1A1A1A"/>
-                <w:sz w:val="18"/>
-                <w:szCs w:val="18"/>
-              </w:rPr>
-              <w:t xml:space="preserve">A percent compares a part to </w:t>
-            </w:r>
-            <w:r>
-              <w:rPr>
-                <w:rFonts w:ascii="Avenir Next" w:hAnsi="Avenir Next" w:cs="Avenir Next" w:eastAsia="Avenir Next"/>
-                <w:b/>
-                <w:color w:val="1A1A1A"/>
-                <w:sz w:val="18"/>
-                <w:szCs w:val="18"/>
+                <w:sz w:val="19"/>
+                <w:szCs w:val="19"/>
+              </w:rPr>
+              <w:t xml:space="preserve">A </w:t>
+            </w:r>
+            <w:r>
+              <w:rPr>
+                <w:rFonts w:ascii="Avenir Next" w:hAnsi="Avenir Next" w:cs="Avenir Next" w:eastAsia="Avenir Next"/>
+                <w:b/>
+                <w:color w:val="1A1A1A"/>
+                <w:sz w:val="19"/>
+                <w:szCs w:val="19"/>
+              </w:rPr>
+              <w:t xml:space="preserve">record</w:t>
+            </w:r>
+            <w:r>
+              <w:rPr>
+                <w:rFonts w:ascii="Avenir Next" w:hAnsi="Avenir Next" w:cs="Avenir Next" w:eastAsia="Avenir Next"/>
+                <w:color w:val="1A1A1A"/>
+                <w:sz w:val="19"/>
+                <w:szCs w:val="19"/>
+              </w:rPr>
+              <w:t xml:space="preserve"> (how many out of how many) is a part of </w:t>
+            </w:r>
+            <w:r>
+              <w:rPr>
+                <w:rFonts w:ascii="Avenir Next" w:hAnsi="Avenir Next" w:cs="Avenir Next" w:eastAsia="Avenir Next"/>
+                <w:b/>
+                <w:color w:val="1A1A1A"/>
+                <w:sz w:val="19"/>
+                <w:szCs w:val="19"/>
               </w:rPr>
               <w:t xml:space="preserve">its own whole</w:t>
             </w:r>
@@ -231,10 +251,10 @@
               <w:rPr>
                 <w:rFonts w:ascii="Avenir Next" w:hAnsi="Avenir Next" w:cs="Avenir Next" w:eastAsia="Avenir Next"/>
                 <w:color w:val="1A1A1A"/>
-                <w:sz w:val="18"/>
-                <w:szCs w:val="18"/>
-              </w:rPr>
-              <w:t xml:space="preserve">. Counts alone are unfair when the wholes differ.</w:t>
+                <w:sz w:val="19"/>
+                <w:szCs w:val="19"/>
+              </w:rPr>
+              <w:t xml:space="preserve">.</w:t>
             </w:r>
           </w:p>
           <w:p>
@@ -250,8 +270,8 @@
                 <w:rFonts w:ascii="Avenir Next" w:hAnsi="Avenir Next" w:cs="Avenir Next" w:eastAsia="Avenir Next"/>
                 <w:b/>
                 <w:color w:val="003A70"/>
-                <w:sz w:val="18"/>
-                <w:szCs w:val="18"/>
+                <w:sz w:val="19"/>
+                <w:szCs w:val="19"/>
               </w:rPr>
               <w:t xml:space="preserve">•</w:t>
             </w:r>
@@ -259,8 +279,8 @@
               <w:rPr>
                 <w:rFonts w:ascii="Avenir Next" w:hAnsi="Avenir Next" w:cs="Avenir Next" w:eastAsia="Avenir Next"/>
                 <w:color w:val="1A1A1A"/>
-                <w:sz w:val="18"/>
-                <w:szCs w:val="18"/>
+                <w:sz w:val="19"/>
+                <w:szCs w:val="19"/>
               </w:rPr>
               <w:tab/>
             </w:r>
@@ -268,10 +288,10 @@
               <w:rPr>
                 <w:rFonts w:ascii="Avenir Next" w:hAnsi="Avenir Next" w:cs="Avenir Next" w:eastAsia="Avenir Next"/>
                 <w:color w:val="1A1A1A"/>
-                <w:sz w:val="18"/>
-                <w:szCs w:val="18"/>
-              </w:rPr>
-              <w:t xml:space="preserve">Change each record to a percent: 21/28 = 0.75 = 75%. If needed, keep the decimal: 5/8 = 62.5%.</w:t>
+                <w:sz w:val="19"/>
+                <w:szCs w:val="19"/>
+              </w:rPr>
+              <w:t xml:space="preserve">Write each record as a percent: 21/28 = 75%; 5/8 = 62.5%.</w:t>
             </w:r>
           </w:p>
           <w:p>
@@ -287,8 +307,8 @@
                 <w:rFonts w:ascii="Avenir Next" w:hAnsi="Avenir Next" w:cs="Avenir Next" w:eastAsia="Avenir Next"/>
                 <w:b/>
                 <w:color w:val="003A70"/>
-                <w:sz w:val="18"/>
-                <w:szCs w:val="18"/>
+                <w:sz w:val="19"/>
+                <w:szCs w:val="19"/>
               </w:rPr>
               <w:t xml:space="preserve">•</w:t>
             </w:r>
@@ -296,8 +316,8 @@
               <w:rPr>
                 <w:rFonts w:ascii="Avenir Next" w:hAnsi="Avenir Next" w:cs="Avenir Next" w:eastAsia="Avenir Next"/>
                 <w:color w:val="1A1A1A"/>
-                <w:sz w:val="18"/>
-                <w:szCs w:val="18"/>
+                <w:sz w:val="19"/>
+                <w:szCs w:val="19"/>
               </w:rPr>
               <w:tab/>
             </w:r>
@@ -306,19 +326,19 @@
                 <w:rFonts w:ascii="Avenir Next" w:hAnsi="Avenir Next" w:cs="Avenir Next" w:eastAsia="Avenir Next"/>
                 <w:b/>
                 <w:color w:val="1A1A1A"/>
-                <w:sz w:val="18"/>
-                <w:szCs w:val="18"/>
-              </w:rPr>
-              <w:t xml:space="preserve">Percentage points:</w:t>
-            </w:r>
-            <w:r>
-              <w:rPr>
-                <w:rFonts w:ascii="Avenir Next" w:hAnsi="Avenir Next" w:cs="Avenir Next" w:eastAsia="Avenir Next"/>
-                <w:color w:val="1A1A1A"/>
-                <w:sz w:val="18"/>
-                <w:szCs w:val="18"/>
-              </w:rPr>
-              <w:t xml:space="preserve"> 90% − 50% = 40 points apart. Equal percents are a tie.</w:t>
+                <w:sz w:val="19"/>
+                <w:szCs w:val="19"/>
+              </w:rPr>
+              <w:t xml:space="preserve">Percentage points</w:t>
+            </w:r>
+            <w:r>
+              <w:rPr>
+                <w:rFonts w:ascii="Avenir Next" w:hAnsi="Avenir Next" w:cs="Avenir Next" w:eastAsia="Avenir Next"/>
+                <w:color w:val="1A1A1A"/>
+                <w:sz w:val="19"/>
+                <w:szCs w:val="19"/>
+              </w:rPr>
+              <w:t xml:space="preserve"> = one percent minus the other: 90% − 50% = 40. Equal percents tie.</w:t>
             </w:r>
           </w:p>
         </w:tc>
@@ -352,8 +372,8 @@
               <w:rPr>
                 <w:rFonts w:ascii="Avenir Next" w:hAnsi="Avenir Next" w:cs="Avenir Next" w:eastAsia="Avenir Next"/>
                 <w:color w:val="1A1A1A"/>
-                <w:sz w:val="17"/>
-                <w:szCs w:val="17"/>
+                <w:sz w:val="18"/>
+                <w:szCs w:val="18"/>
               </w:rPr>
               <w:t xml:space="preserve">Mia made 21 of 28 shots. Leo made 16 of 20. Who has the better rate?</w:t>
             </w:r>
@@ -371,8 +391,8 @@
                 <w:rFonts w:ascii="Avenir Next" w:hAnsi="Avenir Next" w:cs="Avenir Next" w:eastAsia="Avenir Next"/>
                 <w:b/>
                 <w:color w:val="003A70"/>
-                <w:sz w:val="17"/>
-                <w:szCs w:val="17"/>
+                <w:sz w:val="18"/>
+                <w:szCs w:val="18"/>
               </w:rPr>
               <w:t xml:space="preserve">Step 1</w:t>
             </w:r>
@@ -380,8 +400,8 @@
               <w:rPr>
                 <w:rFonts w:ascii="Avenir Next" w:hAnsi="Avenir Next" w:cs="Avenir Next" w:eastAsia="Avenir Next"/>
                 <w:color w:val="1A1A1A"/>
-                <w:sz w:val="17"/>
-                <w:szCs w:val="17"/>
+                <w:sz w:val="18"/>
+                <w:szCs w:val="18"/>
               </w:rPr>
               <w:tab/>
             </w:r>
@@ -389,8 +409,8 @@
               <w:rPr>
                 <w:rFonts w:ascii="Avenir Next" w:hAnsi="Avenir Next" w:cs="Avenir Next" w:eastAsia="Avenir Next"/>
                 <w:color w:val="1A1A1A"/>
-                <w:sz w:val="17"/>
-                <w:szCs w:val="17"/>
+                <w:sz w:val="18"/>
+                <w:szCs w:val="18"/>
               </w:rPr>
               <w:t xml:space="preserve">Mia: 21 ÷ 28 = 0.75 = 75%</w:t>
             </w:r>
@@ -408,8 +428,8 @@
                 <w:rFonts w:ascii="Avenir Next" w:hAnsi="Avenir Next" w:cs="Avenir Next" w:eastAsia="Avenir Next"/>
                 <w:b/>
                 <w:color w:val="003A70"/>
-                <w:sz w:val="17"/>
-                <w:szCs w:val="17"/>
+                <w:sz w:val="18"/>
+                <w:szCs w:val="18"/>
               </w:rPr>
               <w:t xml:space="preserve">Step 2</w:t>
             </w:r>
@@ -417,8 +437,8 @@
               <w:rPr>
                 <w:rFonts w:ascii="Avenir Next" w:hAnsi="Avenir Next" w:cs="Avenir Next" w:eastAsia="Avenir Next"/>
                 <w:color w:val="1A1A1A"/>
-                <w:sz w:val="17"/>
-                <w:szCs w:val="17"/>
+                <w:sz w:val="18"/>
+                <w:szCs w:val="18"/>
               </w:rPr>
               <w:tab/>
             </w:r>
@@ -426,47 +446,10 @@
               <w:rPr>
                 <w:rFonts w:ascii="Avenir Next" w:hAnsi="Avenir Next" w:cs="Avenir Next" w:eastAsia="Avenir Next"/>
                 <w:color w:val="1A1A1A"/>
-                <w:sz w:val="17"/>
-                <w:szCs w:val="17"/>
+                <w:sz w:val="18"/>
+                <w:szCs w:val="18"/>
               </w:rPr>
               <w:t xml:space="preserve">Leo: 16 ÷ 20 = 0.80 = 80%</w:t>
-            </w:r>
-          </w:p>
-          <w:p>
-            <w:pPr>
-              <w:tabs>
-                <w:tab w:val="left" w:pos="700"/>
-              </w:tabs>
-              <w:spacing w:before="0" w:after="20" w:line="252" w:lineRule="auto"/>
-              <w:ind w:left="700" w:hanging="700"/>
-            </w:pPr>
-            <w:r>
-              <w:rPr>
-                <w:rFonts w:ascii="Avenir Next" w:hAnsi="Avenir Next" w:cs="Avenir Next" w:eastAsia="Avenir Next"/>
-                <w:b/>
-                <w:color w:val="003A70"/>
-                <w:sz w:val="17"/>
-                <w:szCs w:val="17"/>
-              </w:rPr>
-              <w:t xml:space="preserve">Step 3</w:t>
-            </w:r>
-            <w:r>
-              <w:rPr>
-                <w:rFonts w:ascii="Avenir Next" w:hAnsi="Avenir Next" w:cs="Avenir Next" w:eastAsia="Avenir Next"/>
-                <w:color w:val="1A1A1A"/>
-                <w:sz w:val="17"/>
-                <w:szCs w:val="17"/>
-              </w:rPr>
-              <w:tab/>
-            </w:r>
-            <w:r>
-              <w:rPr>
-                <w:rFonts w:ascii="Avenir Next" w:hAnsi="Avenir Next" w:cs="Avenir Next" w:eastAsia="Avenir Next"/>
-                <w:color w:val="1A1A1A"/>
-                <w:sz w:val="17"/>
-                <w:szCs w:val="17"/>
-              </w:rPr>
-              <w:t xml:space="preserve">80% &gt; 75%</w:t>
             </w:r>
           </w:p>
           <w:p>
@@ -482,8 +465,8 @@
                 <w:rFonts w:ascii="Avenir Next" w:hAnsi="Avenir Next" w:cs="Avenir Next" w:eastAsia="Avenir Next"/>
                 <w:b/>
                 <w:color w:val="1A1A1A"/>
-                <w:sz w:val="17"/>
-                <w:szCs w:val="17"/>
+                <w:sz w:val="18"/>
+                <w:szCs w:val="18"/>
               </w:rPr>
               <w:t xml:space="preserve">Answer</w:t>
             </w:r>
@@ -491,8 +474,8 @@
               <w:rPr>
                 <w:rFonts w:ascii="Avenir Next" w:hAnsi="Avenir Next" w:cs="Avenir Next" w:eastAsia="Avenir Next"/>
                 <w:color w:val="1A1A1A"/>
-                <w:sz w:val="17"/>
-                <w:szCs w:val="17"/>
+                <w:sz w:val="18"/>
+                <w:szCs w:val="18"/>
               </w:rPr>
               <w:tab/>
             </w:r>
@@ -501,10 +484,10 @@
                 <w:rFonts w:ascii="Avenir Next" w:hAnsi="Avenir Next" w:cs="Avenir Next" w:eastAsia="Avenir Next"/>
                 <w:b/>
                 <w:color w:val="1A1A1A"/>
-                <w:sz w:val="17"/>
-                <w:szCs w:val="17"/>
-              </w:rPr>
-              <w:t xml:space="preserve">Leo, even though Mia made more shots</w:t>
+                <w:sz w:val="18"/>
+                <w:szCs w:val="18"/>
+              </w:rPr>
+              <w:t xml:space="preserve">Leo (80% &gt; 75%), even though Mia made more shots</w:t>
             </w:r>
           </w:p>
         </w:tc>
@@ -543,7 +526,7 @@
           <w:sz w:val="17"/>
           <w:szCs w:val="17"/>
         </w:rPr>
-        <w:t xml:space="preserve"> (razón de parte a todo)</w:t>
+        <w:t xml:space="preserve"> (razón de parte al entero)</w:t>
       </w:r>
       <w:r>
         <w:rPr>
@@ -572,7 +555,7 @@
           <w:sz w:val="17"/>
           <w:szCs w:val="17"/>
         </w:rPr>
-        <w:t xml:space="preserve"> (todo común)</w:t>
+        <w:t xml:space="preserve"> (entero común)</w:t>
       </w:r>
       <w:r>
         <w:rPr>
@@ -614,6 +597,7 @@
           <w:tab w:val="right" w:pos="9504"/>
         </w:tabs>
         <w:spacing w:before="90" w:after="50" w:line="240" w:lineRule="auto"/>
+        <w:outlineLvl w:val="1"/>
       </w:pPr>
       <w:r>
         <w:rPr>
@@ -698,8 +682,8 @@
                 <w:rFonts w:ascii="Avenir Next" w:hAnsi="Avenir Next" w:cs="Avenir Next" w:eastAsia="Avenir Next"/>
                 <w:b/>
                 <w:color w:val="1A1A1A"/>
-                <w:sz w:val="20"/>
-                <w:szCs w:val="20"/>
+                <w:sz w:val="21"/>
+                <w:szCs w:val="21"/>
               </w:rPr>
               <w:t xml:space="preserve">1.</w:t>
             </w:r>
@@ -707,8 +691,8 @@
               <w:rPr>
                 <w:rFonts w:ascii="Avenir Next" w:hAnsi="Avenir Next" w:cs="Avenir Next" w:eastAsia="Avenir Next"/>
                 <w:color w:val="1A1A1A"/>
-                <w:sz w:val="20"/>
-                <w:szCs w:val="20"/>
+                <w:sz w:val="21"/>
+                <w:szCs w:val="21"/>
               </w:rPr>
               <w:tab/>
             </w:r>
@@ -716,8 +700,8 @@
               <w:rPr>
                 <w:rFonts w:ascii="Avenir Next" w:hAnsi="Avenir Next" w:cs="Avenir Next" w:eastAsia="Avenir Next"/>
                 <w:color w:val="1A1A1A"/>
-                <w:sz w:val="20"/>
-                <w:szCs w:val="20"/>
+                <w:sz w:val="21"/>
+                <w:szCs w:val="21"/>
               </w:rPr>
               <w:t xml:space="preserve">Write each record as a percent.</w:t>
             </w:r>
@@ -752,7 +736,7 @@
             <w:tr>
               <w:trPr>
                 <w:cantSplit/>
-                <w:trHeight w:val="560" w:hRule="atLeast"/>
+                <w:trHeight w:val="515" w:hRule="atLeast"/>
               </w:trPr>
               <w:tc>
                 <w:tcPr>
@@ -772,8 +756,8 @@
                       <w:rFonts w:ascii="Avenir Next" w:hAnsi="Avenir Next" w:cs="Avenir Next" w:eastAsia="Avenir Next"/>
                       <w:b/>
                       <w:color w:val="003A70"/>
-                      <w:sz w:val="20"/>
-                      <w:szCs w:val="20"/>
+                      <w:sz w:val="21"/>
+                      <w:szCs w:val="21"/>
                     </w:rPr>
                     <w:t xml:space="preserve">a.</w:t>
                   </w:r>
@@ -781,8 +765,8 @@
                     <w:rPr>
                       <w:rFonts w:ascii="Avenir Next" w:hAnsi="Avenir Next" w:cs="Avenir Next" w:eastAsia="Avenir Next"/>
                       <w:color w:val="1A1A1A"/>
-                      <w:sz w:val="20"/>
-                      <w:szCs w:val="20"/>
+                      <w:sz w:val="21"/>
+                      <w:szCs w:val="21"/>
                     </w:rPr>
                     <w:tab/>
                   </w:r>
@@ -790,8 +774,8 @@
                     <w:rPr>
                       <w:rFonts w:ascii="Avenir Next" w:hAnsi="Avenir Next" w:cs="Avenir Next" w:eastAsia="Avenir Next"/>
                       <w:color w:val="1A1A1A"/>
-                      <w:sz w:val="20"/>
-                      <w:szCs w:val="20"/>
+                      <w:sz w:val="21"/>
+                      <w:szCs w:val="21"/>
                     </w:rPr>
                     <w:t xml:space="preserve">17 out of 20 =</w:t>
                   </w:r>
@@ -799,8 +783,8 @@
                     <w:rPr>
                       <w:rFonts w:ascii="Avenir Next" w:hAnsi="Avenir Next" w:cs="Avenir Next" w:eastAsia="Avenir Next"/>
                       <w:color w:val="1A1A1A"/>
-                      <w:sz w:val="20"/>
-                      <w:szCs w:val="20"/>
+                      <w:sz w:val="21"/>
+                      <w:szCs w:val="21"/>
                     </w:rPr>
                     <w:t xml:space="preserve">  </w:t>
                   </w:r>
@@ -808,8 +792,8 @@
                     <w:rPr>
                       <w:rFonts w:ascii="Avenir Next" w:hAnsi="Avenir Next" w:cs="Avenir Next" w:eastAsia="Avenir Next"/>
                       <w:color w:val="1A1A1A"/>
-                      <w:sz w:val="20"/>
-                      <w:szCs w:val="20"/>
+                      <w:sz w:val="21"/>
+                      <w:szCs w:val="21"/>
                       <w:u w:val="single"/>
                     </w:rPr>
                     <w:t xml:space="preserve">      </w:t>
@@ -818,8 +802,8 @@
                     <w:rPr>
                       <w:rFonts w:ascii="Avenir Next" w:hAnsi="Avenir Next" w:cs="Avenir Next" w:eastAsia="Avenir Next"/>
                       <w:color w:val="1A1A1A"/>
-                      <w:sz w:val="20"/>
-                      <w:szCs w:val="20"/>
+                      <w:sz w:val="21"/>
+                      <w:szCs w:val="21"/>
                     </w:rPr>
                     <w:t xml:space="preserve"> %</w:t>
                   </w:r>
@@ -843,8 +827,8 @@
                       <w:rFonts w:ascii="Avenir Next" w:hAnsi="Avenir Next" w:cs="Avenir Next" w:eastAsia="Avenir Next"/>
                       <w:b/>
                       <w:color w:val="003A70"/>
-                      <w:sz w:val="20"/>
-                      <w:szCs w:val="20"/>
+                      <w:sz w:val="21"/>
+                      <w:szCs w:val="21"/>
                     </w:rPr>
                     <w:t xml:space="preserve">b.</w:t>
                   </w:r>
@@ -852,8 +836,8 @@
                     <w:rPr>
                       <w:rFonts w:ascii="Avenir Next" w:hAnsi="Avenir Next" w:cs="Avenir Next" w:eastAsia="Avenir Next"/>
                       <w:color w:val="1A1A1A"/>
-                      <w:sz w:val="20"/>
-                      <w:szCs w:val="20"/>
+                      <w:sz w:val="21"/>
+                      <w:szCs w:val="21"/>
                     </w:rPr>
                     <w:tab/>
                   </w:r>
@@ -861,8 +845,8 @@
                     <w:rPr>
                       <w:rFonts w:ascii="Avenir Next" w:hAnsi="Avenir Next" w:cs="Avenir Next" w:eastAsia="Avenir Next"/>
                       <w:color w:val="1A1A1A"/>
-                      <w:sz w:val="20"/>
-                      <w:szCs w:val="20"/>
+                      <w:sz w:val="21"/>
+                      <w:szCs w:val="21"/>
                     </w:rPr>
                     <w:t xml:space="preserve">9 out of 15 =</w:t>
                   </w:r>
@@ -870,8 +854,8 @@
                     <w:rPr>
                       <w:rFonts w:ascii="Avenir Next" w:hAnsi="Avenir Next" w:cs="Avenir Next" w:eastAsia="Avenir Next"/>
                       <w:color w:val="1A1A1A"/>
-                      <w:sz w:val="20"/>
-                      <w:szCs w:val="20"/>
+                      <w:sz w:val="21"/>
+                      <w:szCs w:val="21"/>
                     </w:rPr>
                     <w:t xml:space="preserve">  </w:t>
                   </w:r>
@@ -879,8 +863,8 @@
                     <w:rPr>
                       <w:rFonts w:ascii="Avenir Next" w:hAnsi="Avenir Next" w:cs="Avenir Next" w:eastAsia="Avenir Next"/>
                       <w:color w:val="1A1A1A"/>
-                      <w:sz w:val="20"/>
-                      <w:szCs w:val="20"/>
+                      <w:sz w:val="21"/>
+                      <w:szCs w:val="21"/>
                       <w:u w:val="single"/>
                     </w:rPr>
                     <w:t xml:space="preserve">      </w:t>
@@ -889,8 +873,8 @@
                     <w:rPr>
                       <w:rFonts w:ascii="Avenir Next" w:hAnsi="Avenir Next" w:cs="Avenir Next" w:eastAsia="Avenir Next"/>
                       <w:color w:val="1A1A1A"/>
-                      <w:sz w:val="20"/>
-                      <w:szCs w:val="20"/>
+                      <w:sz w:val="21"/>
+                      <w:szCs w:val="21"/>
                     </w:rPr>
                     <w:t xml:space="preserve"> %</w:t>
                   </w:r>
@@ -914,8 +898,8 @@
                       <w:rFonts w:ascii="Avenir Next" w:hAnsi="Avenir Next" w:cs="Avenir Next" w:eastAsia="Avenir Next"/>
                       <w:b/>
                       <w:color w:val="003A70"/>
-                      <w:sz w:val="20"/>
-                      <w:szCs w:val="20"/>
+                      <w:sz w:val="21"/>
+                      <w:szCs w:val="21"/>
                     </w:rPr>
                     <w:t xml:space="preserve">c.</w:t>
                   </w:r>
@@ -923,8 +907,8 @@
                     <w:rPr>
                       <w:rFonts w:ascii="Avenir Next" w:hAnsi="Avenir Next" w:cs="Avenir Next" w:eastAsia="Avenir Next"/>
                       <w:color w:val="1A1A1A"/>
-                      <w:sz w:val="20"/>
-                      <w:szCs w:val="20"/>
+                      <w:sz w:val="21"/>
+                      <w:szCs w:val="21"/>
                     </w:rPr>
                     <w:tab/>
                   </w:r>
@@ -932,17 +916,17 @@
                     <w:rPr>
                       <w:rFonts w:ascii="Avenir Next" w:hAnsi="Avenir Next" w:cs="Avenir Next" w:eastAsia="Avenir Next"/>
                       <w:color w:val="1A1A1A"/>
-                      <w:sz w:val="20"/>
-                      <w:szCs w:val="20"/>
-                    </w:rPr>
-                    <w:t xml:space="preserve">21 out of 28 =</w:t>
-                  </w:r>
-                  <w:r>
-                    <w:rPr>
-                      <w:rFonts w:ascii="Avenir Next" w:hAnsi="Avenir Next" w:cs="Avenir Next" w:eastAsia="Avenir Next"/>
-                      <w:color w:val="1A1A1A"/>
-                      <w:sz w:val="20"/>
-                      <w:szCs w:val="20"/>
+                      <w:sz w:val="21"/>
+                      <w:szCs w:val="21"/>
+                    </w:rPr>
+                    <w:t xml:space="preserve">3 out of 12 =</w:t>
+                  </w:r>
+                  <w:r>
+                    <w:rPr>
+                      <w:rFonts w:ascii="Avenir Next" w:hAnsi="Avenir Next" w:cs="Avenir Next" w:eastAsia="Avenir Next"/>
+                      <w:color w:val="1A1A1A"/>
+                      <w:sz w:val="21"/>
+                      <w:szCs w:val="21"/>
                     </w:rPr>
                     <w:t xml:space="preserve">  </w:t>
                   </w:r>
@@ -950,8 +934,8 @@
                     <w:rPr>
                       <w:rFonts w:ascii="Avenir Next" w:hAnsi="Avenir Next" w:cs="Avenir Next" w:eastAsia="Avenir Next"/>
                       <w:color w:val="1A1A1A"/>
-                      <w:sz w:val="20"/>
-                      <w:szCs w:val="20"/>
+                      <w:sz w:val="21"/>
+                      <w:szCs w:val="21"/>
                       <w:u w:val="single"/>
                     </w:rPr>
                     <w:t xml:space="preserve">      </w:t>
@@ -960,8 +944,8 @@
                     <w:rPr>
                       <w:rFonts w:ascii="Avenir Next" w:hAnsi="Avenir Next" w:cs="Avenir Next" w:eastAsia="Avenir Next"/>
                       <w:color w:val="1A1A1A"/>
-                      <w:sz w:val="20"/>
-                      <w:szCs w:val="20"/>
+                      <w:sz w:val="21"/>
+                      <w:szCs w:val="21"/>
                     </w:rPr>
                     <w:t xml:space="preserve"> %</w:t>
                   </w:r>
@@ -971,7 +955,7 @@
             <w:tr>
               <w:trPr>
                 <w:cantSplit/>
-                <w:trHeight w:val="560" w:hRule="atLeast"/>
+                <w:trHeight w:val="515" w:hRule="atLeast"/>
               </w:trPr>
               <w:tc>
                 <w:tcPr>
@@ -991,8 +975,8 @@
                       <w:rFonts w:ascii="Avenir Next" w:hAnsi="Avenir Next" w:cs="Avenir Next" w:eastAsia="Avenir Next"/>
                       <w:b/>
                       <w:color w:val="003A70"/>
-                      <w:sz w:val="20"/>
-                      <w:szCs w:val="20"/>
+                      <w:sz w:val="21"/>
+                      <w:szCs w:val="21"/>
                     </w:rPr>
                     <w:t xml:space="preserve">d.</w:t>
                   </w:r>
@@ -1000,8 +984,8 @@
                     <w:rPr>
                       <w:rFonts w:ascii="Avenir Next" w:hAnsi="Avenir Next" w:cs="Avenir Next" w:eastAsia="Avenir Next"/>
                       <w:color w:val="1A1A1A"/>
-                      <w:sz w:val="20"/>
-                      <w:szCs w:val="20"/>
+                      <w:sz w:val="21"/>
+                      <w:szCs w:val="21"/>
                     </w:rPr>
                     <w:tab/>
                   </w:r>
@@ -1009,8 +993,8 @@
                     <w:rPr>
                       <w:rFonts w:ascii="Avenir Next" w:hAnsi="Avenir Next" w:cs="Avenir Next" w:eastAsia="Avenir Next"/>
                       <w:color w:val="1A1A1A"/>
-                      <w:sz w:val="20"/>
-                      <w:szCs w:val="20"/>
+                      <w:sz w:val="21"/>
+                      <w:szCs w:val="21"/>
                     </w:rPr>
                     <w:t xml:space="preserve">19 out of 25 =</w:t>
                   </w:r>
@@ -1018,8 +1002,8 @@
                     <w:rPr>
                       <w:rFonts w:ascii="Avenir Next" w:hAnsi="Avenir Next" w:cs="Avenir Next" w:eastAsia="Avenir Next"/>
                       <w:color w:val="1A1A1A"/>
-                      <w:sz w:val="20"/>
-                      <w:szCs w:val="20"/>
+                      <w:sz w:val="21"/>
+                      <w:szCs w:val="21"/>
                     </w:rPr>
                     <w:t xml:space="preserve">  </w:t>
                   </w:r>
@@ -1027,8 +1011,8 @@
                     <w:rPr>
                       <w:rFonts w:ascii="Avenir Next" w:hAnsi="Avenir Next" w:cs="Avenir Next" w:eastAsia="Avenir Next"/>
                       <w:color w:val="1A1A1A"/>
-                      <w:sz w:val="20"/>
-                      <w:szCs w:val="20"/>
+                      <w:sz w:val="21"/>
+                      <w:szCs w:val="21"/>
                       <w:u w:val="single"/>
                     </w:rPr>
                     <w:t xml:space="preserve">      </w:t>
@@ -1037,8 +1021,8 @@
                     <w:rPr>
                       <w:rFonts w:ascii="Avenir Next" w:hAnsi="Avenir Next" w:cs="Avenir Next" w:eastAsia="Avenir Next"/>
                       <w:color w:val="1A1A1A"/>
-                      <w:sz w:val="20"/>
-                      <w:szCs w:val="20"/>
+                      <w:sz w:val="21"/>
+                      <w:szCs w:val="21"/>
                     </w:rPr>
                     <w:t xml:space="preserve"> %</w:t>
                   </w:r>
@@ -1062,8 +1046,8 @@
                       <w:rFonts w:ascii="Avenir Next" w:hAnsi="Avenir Next" w:cs="Avenir Next" w:eastAsia="Avenir Next"/>
                       <w:b/>
                       <w:color w:val="003A70"/>
-                      <w:sz w:val="20"/>
-                      <w:szCs w:val="20"/>
+                      <w:sz w:val="21"/>
+                      <w:szCs w:val="21"/>
                     </w:rPr>
                     <w:t xml:space="preserve">e.</w:t>
                   </w:r>
@@ -1071,8 +1055,8 @@
                     <w:rPr>
                       <w:rFonts w:ascii="Avenir Next" w:hAnsi="Avenir Next" w:cs="Avenir Next" w:eastAsia="Avenir Next"/>
                       <w:color w:val="1A1A1A"/>
-                      <w:sz w:val="20"/>
-                      <w:szCs w:val="20"/>
+                      <w:sz w:val="21"/>
+                      <w:szCs w:val="21"/>
                     </w:rPr>
                     <w:tab/>
                   </w:r>
@@ -1080,17 +1064,17 @@
                     <w:rPr>
                       <w:rFonts w:ascii="Avenir Next" w:hAnsi="Avenir Next" w:cs="Avenir Next" w:eastAsia="Avenir Next"/>
                       <w:color w:val="1A1A1A"/>
-                      <w:sz w:val="20"/>
-                      <w:szCs w:val="20"/>
-                    </w:rPr>
-                    <w:t xml:space="preserve">14 out of 20 =</w:t>
-                  </w:r>
-                  <w:r>
-                    <w:rPr>
-                      <w:rFonts w:ascii="Avenir Next" w:hAnsi="Avenir Next" w:cs="Avenir Next" w:eastAsia="Avenir Next"/>
-                      <w:color w:val="1A1A1A"/>
-                      <w:sz w:val="20"/>
-                      <w:szCs w:val="20"/>
+                      <w:sz w:val="21"/>
+                      <w:szCs w:val="21"/>
+                    </w:rPr>
+                    <w:t xml:space="preserve">11 out of 20 =</w:t>
+                  </w:r>
+                  <w:r>
+                    <w:rPr>
+                      <w:rFonts w:ascii="Avenir Next" w:hAnsi="Avenir Next" w:cs="Avenir Next" w:eastAsia="Avenir Next"/>
+                      <w:color w:val="1A1A1A"/>
+                      <w:sz w:val="21"/>
+                      <w:szCs w:val="21"/>
                     </w:rPr>
                     <w:t xml:space="preserve">  </w:t>
                   </w:r>
@@ -1098,8 +1082,8 @@
                     <w:rPr>
                       <w:rFonts w:ascii="Avenir Next" w:hAnsi="Avenir Next" w:cs="Avenir Next" w:eastAsia="Avenir Next"/>
                       <w:color w:val="1A1A1A"/>
-                      <w:sz w:val="20"/>
-                      <w:szCs w:val="20"/>
+                      <w:sz w:val="21"/>
+                      <w:szCs w:val="21"/>
                       <w:u w:val="single"/>
                     </w:rPr>
                     <w:t xml:space="preserve">      </w:t>
@@ -1108,8 +1092,8 @@
                     <w:rPr>
                       <w:rFonts w:ascii="Avenir Next" w:hAnsi="Avenir Next" w:cs="Avenir Next" w:eastAsia="Avenir Next"/>
                       <w:color w:val="1A1A1A"/>
-                      <w:sz w:val="20"/>
-                      <w:szCs w:val="20"/>
+                      <w:sz w:val="21"/>
+                      <w:szCs w:val="21"/>
                     </w:rPr>
                     <w:t xml:space="preserve"> %</w:t>
                   </w:r>
@@ -1133,8 +1117,8 @@
                       <w:rFonts w:ascii="Avenir Next" w:hAnsi="Avenir Next" w:cs="Avenir Next" w:eastAsia="Avenir Next"/>
                       <w:b/>
                       <w:color w:val="003A70"/>
-                      <w:sz w:val="20"/>
-                      <w:szCs w:val="20"/>
+                      <w:sz w:val="21"/>
+                      <w:szCs w:val="21"/>
                     </w:rPr>
                     <w:t xml:space="preserve">f.</w:t>
                   </w:r>
@@ -1142,8 +1126,8 @@
                     <w:rPr>
                       <w:rFonts w:ascii="Avenir Next" w:hAnsi="Avenir Next" w:cs="Avenir Next" w:eastAsia="Avenir Next"/>
                       <w:color w:val="1A1A1A"/>
-                      <w:sz w:val="20"/>
-                      <w:szCs w:val="20"/>
+                      <w:sz w:val="21"/>
+                      <w:szCs w:val="21"/>
                     </w:rPr>
                     <w:tab/>
                   </w:r>
@@ -1151,8 +1135,8 @@
                     <w:rPr>
                       <w:rFonts w:ascii="Avenir Next" w:hAnsi="Avenir Next" w:cs="Avenir Next" w:eastAsia="Avenir Next"/>
                       <w:color w:val="1A1A1A"/>
-                      <w:sz w:val="20"/>
-                      <w:szCs w:val="20"/>
+                      <w:sz w:val="21"/>
+                      <w:szCs w:val="21"/>
                     </w:rPr>
                     <w:t xml:space="preserve">35 out of 50 =</w:t>
                   </w:r>
@@ -1160,8 +1144,8 @@
                     <w:rPr>
                       <w:rFonts w:ascii="Avenir Next" w:hAnsi="Avenir Next" w:cs="Avenir Next" w:eastAsia="Avenir Next"/>
                       <w:color w:val="1A1A1A"/>
-                      <w:sz w:val="20"/>
-                      <w:szCs w:val="20"/>
+                      <w:sz w:val="21"/>
+                      <w:szCs w:val="21"/>
                     </w:rPr>
                     <w:t xml:space="preserve">  </w:t>
                   </w:r>
@@ -1169,8 +1153,8 @@
                     <w:rPr>
                       <w:rFonts w:ascii="Avenir Next" w:hAnsi="Avenir Next" w:cs="Avenir Next" w:eastAsia="Avenir Next"/>
                       <w:color w:val="1A1A1A"/>
-                      <w:sz w:val="20"/>
-                      <w:szCs w:val="20"/>
+                      <w:sz w:val="21"/>
+                      <w:szCs w:val="21"/>
                       <w:u w:val="single"/>
                     </w:rPr>
                     <w:t xml:space="preserve">      </w:t>
@@ -1179,8 +1163,8 @@
                     <w:rPr>
                       <w:rFonts w:ascii="Avenir Next" w:hAnsi="Avenir Next" w:cs="Avenir Next" w:eastAsia="Avenir Next"/>
                       <w:color w:val="1A1A1A"/>
-                      <w:sz w:val="20"/>
-                      <w:szCs w:val="20"/>
+                      <w:sz w:val="21"/>
+                      <w:szCs w:val="21"/>
                     </w:rPr>
                     <w:t xml:space="preserve"> %</w:t>
                   </w:r>
@@ -1253,8 +1237,8 @@
                 <w:rFonts w:ascii="Avenir Next" w:hAnsi="Avenir Next" w:cs="Avenir Next" w:eastAsia="Avenir Next"/>
                 <w:b/>
                 <w:color w:val="1A1A1A"/>
-                <w:sz w:val="20"/>
-                <w:szCs w:val="20"/>
+                <w:sz w:val="21"/>
+                <w:szCs w:val="21"/>
               </w:rPr>
               <w:t xml:space="preserve">2.</w:t>
             </w:r>
@@ -1262,8 +1246,8 @@
               <w:rPr>
                 <w:rFonts w:ascii="Avenir Next" w:hAnsi="Avenir Next" w:cs="Avenir Next" w:eastAsia="Avenir Next"/>
                 <w:color w:val="1A1A1A"/>
-                <w:sz w:val="20"/>
-                <w:szCs w:val="20"/>
+                <w:sz w:val="21"/>
+                <w:szCs w:val="21"/>
               </w:rPr>
               <w:tab/>
             </w:r>
@@ -1272,8 +1256,8 @@
                 <w:rFonts w:ascii="Avenir Next" w:hAnsi="Avenir Next" w:cs="Avenir Next" w:eastAsia="Avenir Next"/>
                 <w:b/>
                 <w:color w:val="1A1A1A"/>
-                <w:sz w:val="20"/>
-                <w:szCs w:val="20"/>
+                <w:sz w:val="21"/>
+                <w:szCs w:val="21"/>
               </w:rPr>
               <w:t xml:space="preserve">Free Throw Contest.  </w:t>
             </w:r>
@@ -1281,8 +1265,8 @@
               <w:rPr>
                 <w:rFonts w:ascii="Avenir Next" w:hAnsi="Avenir Next" w:cs="Avenir Next" w:eastAsia="Avenir Next"/>
                 <w:color w:val="1A1A1A"/>
-                <w:sz w:val="20"/>
-                <w:szCs w:val="20"/>
+                <w:sz w:val="21"/>
+                <w:szCs w:val="21"/>
               </w:rPr>
               <w:t xml:space="preserve">Complete the table. Who is the best shooter?</w:t>
             </w:r>
@@ -1298,8 +1282,8 @@
                 <w:rFonts w:ascii="Avenir Next" w:hAnsi="Avenir Next" w:cs="Avenir Next" w:eastAsia="Avenir Next"/>
                 <w:b/>
                 <w:color w:val="003A70"/>
-                <w:sz w:val="17"/>
-                <w:szCs w:val="17"/>
+                <w:sz w:val="18"/>
+                <w:szCs w:val="18"/>
               </w:rPr>
               <w:t xml:space="preserve">Hint  </w:t>
             </w:r>
@@ -1308,8 +1292,8 @@
                 <w:rFonts w:ascii="Avenir Next" w:hAnsi="Avenir Next" w:cs="Avenir Next" w:eastAsia="Avenir Next"/>
                 <w:i/>
                 <w:color w:val="5A5F66"/>
-                <w:sz w:val="17"/>
-                <w:szCs w:val="17"/>
+                <w:sz w:val="18"/>
+                <w:szCs w:val="18"/>
               </w:rPr>
               <w:t xml:space="preserve">Simplify each fraction, then scale it to hundredths.</w:t>
             </w:r>
@@ -1485,7 +1469,7 @@
                       <w:sz w:val="19"/>
                       <w:szCs w:val="19"/>
                     </w:rPr>
-                    <w:t xml:space="preserve">21</w:t>
+                    <w:t xml:space="preserve">33</w:t>
                   </w:r>
                 </w:p>
               </w:tc>
@@ -1506,7 +1490,7 @@
                       <w:sz w:val="19"/>
                       <w:szCs w:val="19"/>
                     </w:rPr>
-                    <w:t xml:space="preserve">28</w:t>
+                    <w:t xml:space="preserve">44</w:t>
                   </w:r>
                 </w:p>
               </w:tc>
@@ -1753,8 +1737,8 @@
                 <w:rFonts w:ascii="Avenir Next" w:hAnsi="Avenir Next" w:cs="Avenir Next" w:eastAsia="Avenir Next"/>
                 <w:b/>
                 <w:color w:val="1A1A1A"/>
-                <w:sz w:val="20"/>
-                <w:szCs w:val="20"/>
+                <w:sz w:val="21"/>
+                <w:szCs w:val="21"/>
               </w:rPr>
               <w:t xml:space="preserve">3.</w:t>
             </w:r>
@@ -1762,8 +1746,8 @@
               <w:rPr>
                 <w:rFonts w:ascii="Avenir Next" w:hAnsi="Avenir Next" w:cs="Avenir Next" w:eastAsia="Avenir Next"/>
                 <w:color w:val="1A1A1A"/>
-                <w:sz w:val="20"/>
-                <w:szCs w:val="20"/>
+                <w:sz w:val="21"/>
+                <w:szCs w:val="21"/>
               </w:rPr>
               <w:tab/>
             </w:r>
@@ -1772,8 +1756,8 @@
                 <w:rFonts w:ascii="Avenir Next" w:hAnsi="Avenir Next" w:cs="Avenir Next" w:eastAsia="Avenir Next"/>
                 <w:b/>
                 <w:color w:val="1A1A1A"/>
-                <w:sz w:val="20"/>
-                <w:szCs w:val="20"/>
+                <w:sz w:val="21"/>
+                <w:szCs w:val="21"/>
               </w:rPr>
               <w:t xml:space="preserve">Recycling.  </w:t>
             </w:r>
@@ -1781,10 +1765,10 @@
               <w:rPr>
                 <w:rFonts w:ascii="Avenir Next" w:hAnsi="Avenir Next" w:cs="Avenir Next" w:eastAsia="Avenir Next"/>
                 <w:color w:val="1A1A1A"/>
-                <w:sz w:val="20"/>
-                <w:szCs w:val="20"/>
-              </w:rPr>
-              <w:t xml:space="preserve">Class C recycled 27 of its 30 cans. Class D recycled 36 of its 40 cans.</w:t>
+                <w:sz w:val="21"/>
+                <w:szCs w:val="21"/>
+              </w:rPr>
+              <w:t xml:space="preserve">Class C recycled 45 of its 50 cans. Class D recycled 36 of its 40 cans.</w:t>
             </w:r>
           </w:p>
           <w:p>
@@ -1801,8 +1785,8 @@
                 <w:rFonts w:ascii="Avenir Next" w:hAnsi="Avenir Next" w:cs="Avenir Next" w:eastAsia="Avenir Next"/>
                 <w:b/>
                 <w:color w:val="003A70"/>
-                <w:sz w:val="20"/>
-                <w:szCs w:val="20"/>
+                <w:sz w:val="21"/>
+                <w:szCs w:val="21"/>
               </w:rPr>
               <w:t xml:space="preserve">a.</w:t>
             </w:r>
@@ -1810,8 +1794,8 @@
               <w:rPr>
                 <w:rFonts w:ascii="Avenir Next" w:hAnsi="Avenir Next" w:cs="Avenir Next" w:eastAsia="Avenir Next"/>
                 <w:color w:val="1A1A1A"/>
-                <w:sz w:val="20"/>
-                <w:szCs w:val="20"/>
+                <w:sz w:val="21"/>
+                <w:szCs w:val="21"/>
               </w:rPr>
               <w:tab/>
             </w:r>
@@ -1819,8 +1803,8 @@
               <w:rPr>
                 <w:rFonts w:ascii="Avenir Next" w:hAnsi="Avenir Next" w:cs="Avenir Next" w:eastAsia="Avenir Next"/>
                 <w:color w:val="1A1A1A"/>
-                <w:sz w:val="20"/>
-                <w:szCs w:val="20"/>
+                <w:sz w:val="21"/>
+                <w:szCs w:val="21"/>
               </w:rPr>
               <w:t xml:space="preserve">Each class as a percent</w:t>
             </w:r>
@@ -1828,8 +1812,8 @@
               <w:rPr>
                 <w:rFonts w:ascii="Avenir Next" w:hAnsi="Avenir Next" w:cs="Avenir Next" w:eastAsia="Avenir Next"/>
                 <w:color w:val="1A1A1A"/>
-                <w:sz w:val="20"/>
-                <w:szCs w:val="20"/>
+                <w:sz w:val="21"/>
+                <w:szCs w:val="21"/>
               </w:rPr>
               <w:t xml:space="preserve">  </w:t>
             </w:r>
@@ -1837,8 +1821,8 @@
               <w:rPr>
                 <w:rFonts w:ascii="Avenir Next" w:hAnsi="Avenir Next" w:cs="Avenir Next" w:eastAsia="Avenir Next"/>
                 <w:color w:val="1A1A1A"/>
-                <w:sz w:val="20"/>
-                <w:szCs w:val="20"/>
+                <w:sz w:val="21"/>
+                <w:szCs w:val="21"/>
                 <w:u w:val="single"/>
               </w:rPr>
               <w:t xml:space="preserve">                      </w:t>
@@ -1858,8 +1842,8 @@
                 <w:rFonts w:ascii="Avenir Next" w:hAnsi="Avenir Next" w:cs="Avenir Next" w:eastAsia="Avenir Next"/>
                 <w:b/>
                 <w:color w:val="003A70"/>
-                <w:sz w:val="20"/>
-                <w:szCs w:val="20"/>
+                <w:sz w:val="21"/>
+                <w:szCs w:val="21"/>
               </w:rPr>
               <w:t xml:space="preserve">b.</w:t>
             </w:r>
@@ -1867,8 +1851,8 @@
               <w:rPr>
                 <w:rFonts w:ascii="Avenir Next" w:hAnsi="Avenir Next" w:cs="Avenir Next" w:eastAsia="Avenir Next"/>
                 <w:color w:val="1A1A1A"/>
-                <w:sz w:val="20"/>
-                <w:szCs w:val="20"/>
+                <w:sz w:val="21"/>
+                <w:szCs w:val="21"/>
               </w:rPr>
               <w:tab/>
             </w:r>
@@ -1876,8 +1860,8 @@
               <w:rPr>
                 <w:rFonts w:ascii="Avenir Next" w:hAnsi="Avenir Next" w:cs="Avenir Next" w:eastAsia="Avenir Next"/>
                 <w:color w:val="1A1A1A"/>
-                <w:sz w:val="20"/>
-                <w:szCs w:val="20"/>
+                <w:sz w:val="21"/>
+                <w:szCs w:val="21"/>
               </w:rPr>
               <w:t xml:space="preserve">Which is greater, or is it a tie?</w:t>
             </w:r>
@@ -1885,8 +1869,8 @@
               <w:rPr>
                 <w:rFonts w:ascii="Avenir Next" w:hAnsi="Avenir Next" w:cs="Avenir Next" w:eastAsia="Avenir Next"/>
                 <w:color w:val="1A1A1A"/>
-                <w:sz w:val="20"/>
-                <w:szCs w:val="20"/>
+                <w:sz w:val="21"/>
+                <w:szCs w:val="21"/>
               </w:rPr>
               <w:t xml:space="preserve">  </w:t>
             </w:r>
@@ -1894,8 +1878,8 @@
               <w:rPr>
                 <w:rFonts w:ascii="Avenir Next" w:hAnsi="Avenir Next" w:cs="Avenir Next" w:eastAsia="Avenir Next"/>
                 <w:color w:val="1A1A1A"/>
-                <w:sz w:val="20"/>
-                <w:szCs w:val="20"/>
+                <w:sz w:val="21"/>
+                <w:szCs w:val="21"/>
                 <w:u w:val="single"/>
               </w:rPr>
               <w:t xml:space="preserve">                      </w:t>
@@ -1921,8 +1905,8 @@
                 <w:rFonts w:ascii="Avenir Next" w:hAnsi="Avenir Next" w:cs="Avenir Next" w:eastAsia="Avenir Next"/>
                 <w:b/>
                 <w:color w:val="1A1A1A"/>
-                <w:sz w:val="20"/>
-                <w:szCs w:val="20"/>
+                <w:sz w:val="21"/>
+                <w:szCs w:val="21"/>
               </w:rPr>
               <w:t xml:space="preserve">4.</w:t>
             </w:r>
@@ -1930,8 +1914,8 @@
               <w:rPr>
                 <w:rFonts w:ascii="Avenir Next" w:hAnsi="Avenir Next" w:cs="Avenir Next" w:eastAsia="Avenir Next"/>
                 <w:color w:val="1A1A1A"/>
-                <w:sz w:val="20"/>
-                <w:szCs w:val="20"/>
+                <w:sz w:val="21"/>
+                <w:szCs w:val="21"/>
               </w:rPr>
               <w:tab/>
             </w:r>
@@ -1940,8 +1924,8 @@
                 <w:rFonts w:ascii="Avenir Next" w:hAnsi="Avenir Next" w:cs="Avenir Next" w:eastAsia="Avenir Next"/>
                 <w:b/>
                 <w:color w:val="1A1A1A"/>
-                <w:sz w:val="20"/>
-                <w:szCs w:val="20"/>
+                <w:sz w:val="21"/>
+                <w:szCs w:val="21"/>
               </w:rPr>
               <w:t xml:space="preserve">Club Days.  </w:t>
             </w:r>
@@ -1949,10 +1933,10 @@
               <w:rPr>
                 <w:rFonts w:ascii="Avenir Next" w:hAnsi="Avenir Next" w:cs="Avenir Next" w:eastAsia="Avenir Next"/>
                 <w:color w:val="1A1A1A"/>
-                <w:sz w:val="20"/>
-                <w:szCs w:val="20"/>
-              </w:rPr>
-              <w:t xml:space="preserve">On Tuesday, 45 of 60 club members came. On Thursday, 44 of 55 came.</w:t>
+                <w:sz w:val="21"/>
+                <w:szCs w:val="21"/>
+              </w:rPr>
+              <w:t xml:space="preserve">On Tuesday, 36 of 48 club members came. On Thursday, 44 of 55 came.</w:t>
             </w:r>
           </w:p>
           <w:p>
@@ -1969,8 +1953,8 @@
                 <w:rFonts w:ascii="Avenir Next" w:hAnsi="Avenir Next" w:cs="Avenir Next" w:eastAsia="Avenir Next"/>
                 <w:b/>
                 <w:color w:val="003A70"/>
-                <w:sz w:val="20"/>
-                <w:szCs w:val="20"/>
+                <w:sz w:val="21"/>
+                <w:szCs w:val="21"/>
               </w:rPr>
               <w:t xml:space="preserve">a.</w:t>
             </w:r>
@@ -1978,8 +1962,8 @@
               <w:rPr>
                 <w:rFonts w:ascii="Avenir Next" w:hAnsi="Avenir Next" w:cs="Avenir Next" w:eastAsia="Avenir Next"/>
                 <w:color w:val="1A1A1A"/>
-                <w:sz w:val="20"/>
-                <w:szCs w:val="20"/>
+                <w:sz w:val="21"/>
+                <w:szCs w:val="21"/>
               </w:rPr>
               <w:tab/>
             </w:r>
@@ -1987,8 +1971,8 @@
               <w:rPr>
                 <w:rFonts w:ascii="Avenir Next" w:hAnsi="Avenir Next" w:cs="Avenir Next" w:eastAsia="Avenir Next"/>
                 <w:color w:val="1A1A1A"/>
-                <w:sz w:val="20"/>
-                <w:szCs w:val="20"/>
+                <w:sz w:val="21"/>
+                <w:szCs w:val="21"/>
               </w:rPr>
               <w:t xml:space="preserve">Percent present each day</w:t>
             </w:r>
@@ -1996,8 +1980,8 @@
               <w:rPr>
                 <w:rFonts w:ascii="Avenir Next" w:hAnsi="Avenir Next" w:cs="Avenir Next" w:eastAsia="Avenir Next"/>
                 <w:color w:val="1A1A1A"/>
-                <w:sz w:val="20"/>
-                <w:szCs w:val="20"/>
+                <w:sz w:val="21"/>
+                <w:szCs w:val="21"/>
               </w:rPr>
               <w:t xml:space="preserve">  </w:t>
             </w:r>
@@ -2005,8 +1989,8 @@
               <w:rPr>
                 <w:rFonts w:ascii="Avenir Next" w:hAnsi="Avenir Next" w:cs="Avenir Next" w:eastAsia="Avenir Next"/>
                 <w:color w:val="1A1A1A"/>
-                <w:sz w:val="20"/>
-                <w:szCs w:val="20"/>
+                <w:sz w:val="21"/>
+                <w:szCs w:val="21"/>
                 <w:u w:val="single"/>
               </w:rPr>
               <w:t xml:space="preserve">                      </w:t>
@@ -2026,8 +2010,8 @@
                 <w:rFonts w:ascii="Avenir Next" w:hAnsi="Avenir Next" w:cs="Avenir Next" w:eastAsia="Avenir Next"/>
                 <w:b/>
                 <w:color w:val="003A70"/>
-                <w:sz w:val="20"/>
-                <w:szCs w:val="20"/>
+                <w:sz w:val="21"/>
+                <w:szCs w:val="21"/>
               </w:rPr>
               <w:t xml:space="preserve">b.</w:t>
             </w:r>
@@ -2035,8 +2019,8 @@
               <w:rPr>
                 <w:rFonts w:ascii="Avenir Next" w:hAnsi="Avenir Next" w:cs="Avenir Next" w:eastAsia="Avenir Next"/>
                 <w:color w:val="1A1A1A"/>
-                <w:sz w:val="20"/>
-                <w:szCs w:val="20"/>
+                <w:sz w:val="21"/>
+                <w:szCs w:val="21"/>
               </w:rPr>
               <w:tab/>
             </w:r>
@@ -2044,17 +2028,17 @@
               <w:rPr>
                 <w:rFonts w:ascii="Avenir Next" w:hAnsi="Avenir Next" w:cs="Avenir Next" w:eastAsia="Avenir Next"/>
                 <w:color w:val="1A1A1A"/>
-                <w:sz w:val="20"/>
-                <w:szCs w:val="20"/>
-              </w:rPr>
-              <w:t xml:space="preserve">Which day had better turnout?</w:t>
-            </w:r>
-            <w:r>
-              <w:rPr>
-                <w:rFonts w:ascii="Avenir Next" w:hAnsi="Avenir Next" w:cs="Avenir Next" w:eastAsia="Avenir Next"/>
-                <w:color w:val="1A1A1A"/>
-                <w:sz w:val="20"/>
-                <w:szCs w:val="20"/>
+                <w:sz w:val="21"/>
+                <w:szCs w:val="21"/>
+              </w:rPr>
+              <w:t xml:space="preserve">On which day did a greater share of members come?</w:t>
+            </w:r>
+            <w:r>
+              <w:rPr>
+                <w:rFonts w:ascii="Avenir Next" w:hAnsi="Avenir Next" w:cs="Avenir Next" w:eastAsia="Avenir Next"/>
+                <w:color w:val="1A1A1A"/>
+                <w:sz w:val="21"/>
+                <w:szCs w:val="21"/>
               </w:rPr>
               <w:t xml:space="preserve">  </w:t>
             </w:r>
@@ -2062,11 +2046,386 @@
               <w:rPr>
                 <w:rFonts w:ascii="Avenir Next" w:hAnsi="Avenir Next" w:cs="Avenir Next" w:eastAsia="Avenir Next"/>
                 <w:color w:val="1A1A1A"/>
-                <w:sz w:val="20"/>
-                <w:szCs w:val="20"/>
+                <w:sz w:val="21"/>
+                <w:szCs w:val="21"/>
                 <w:u w:val="single"/>
               </w:rPr>
               <w:t xml:space="preserve">                      </w:t>
+            </w:r>
+          </w:p>
+        </w:tc>
+      </w:tr>
+    </w:tbl>
+    <w:p>
+      <w:pPr>
+        <w:spacing w:before="0" w:after="0" w:line="20" w:lineRule="exact"/>
+      </w:pPr>
+    </w:p>
+    <w:p>
+      <w:pPr>
+        <w:spacing w:before="0" w:after="0" w:line="20" w:lineRule="exact"/>
+      </w:pPr>
+    </w:p>
+    <w:tbl>
+      <w:tblPr>
+        <w:tblW w:w="9504" w:type="dxa"/>
+        <w:jc w:val="left"/>
+        <w:tblBorders>
+          <w:top w:val="nil"/>
+          <w:left w:val="nil"/>
+          <w:bottom w:val="nil"/>
+          <w:right w:val="nil"/>
+          <w:insideH w:val="nil"/>
+          <w:insideV w:val="nil"/>
+        </w:tblBorders>
+        <w:tblLayout w:type="fixed"/>
+        <w:tblCellMar>
+          <w:top w:w="0" w:type="dxa"/>
+          <w:left w:w="0" w:type="dxa"/>
+          <w:bottom w:w="0" w:type="dxa"/>
+          <w:right w:w="260" w:type="dxa"/>
+        </w:tblCellMar>
+        <w:tblLook w:val="0000" w:firstRow="0" w:lastRow="0" w:firstColumn="0" w:lastColumn="0" w:noHBand="1" w:noVBand="1"/>
+      </w:tblPr>
+      <w:tblGrid>
+        <w:gridCol w:w="4752"/>
+        <w:gridCol w:w="4752"/>
+      </w:tblGrid>
+      <w:tr>
+        <w:trPr>
+          <w:cantSplit/>
+        </w:trPr>
+        <w:tc>
+          <w:tcPr>
+            <w:tcW w:w="4752" w:type="dxa"/>
+            <w:vAlign w:val="top"/>
+          </w:tcPr>
+          <w:p>
+            <w:pPr>
+              <w:keepNext/>
+              <w:tabs>
+                <w:tab w:val="left" w:pos="432"/>
+              </w:tabs>
+              <w:spacing w:before="90" w:after="40" w:line="268" w:lineRule="auto"/>
+              <w:ind w:left="432" w:hanging="432"/>
+            </w:pPr>
+            <w:r>
+              <w:rPr>
+                <w:rFonts w:ascii="Avenir Next" w:hAnsi="Avenir Next" w:cs="Avenir Next" w:eastAsia="Avenir Next"/>
+                <w:b/>
+                <w:color w:val="1A1A1A"/>
+                <w:sz w:val="21"/>
+                <w:szCs w:val="21"/>
+              </w:rPr>
+              <w:t xml:space="preserve">5.</w:t>
+            </w:r>
+            <w:r>
+              <w:rPr>
+                <w:rFonts w:ascii="Avenir Next" w:hAnsi="Avenir Next" w:cs="Avenir Next" w:eastAsia="Avenir Next"/>
+                <w:color w:val="1A1A1A"/>
+                <w:sz w:val="21"/>
+                <w:szCs w:val="21"/>
+              </w:rPr>
+              <w:tab/>
+            </w:r>
+            <w:r>
+              <w:rPr>
+                <w:rFonts w:ascii="Avenir Next" w:hAnsi="Avenir Next" w:cs="Avenir Next" w:eastAsia="Avenir Next"/>
+                <w:b/>
+                <w:color w:val="1A1A1A"/>
+                <w:sz w:val="21"/>
+                <w:szCs w:val="21"/>
+              </w:rPr>
+              <w:t xml:space="preserve">Shooting Stats.  </w:t>
+            </w:r>
+            <w:r>
+              <w:rPr>
+                <w:rFonts w:ascii="Avenir Next" w:hAnsi="Avenir Next" w:cs="Avenir Next" w:eastAsia="Avenir Next"/>
+                <w:color w:val="1A1A1A"/>
+                <w:sz w:val="21"/>
+                <w:szCs w:val="21"/>
+              </w:rPr>
+              <w:t xml:space="preserve">Jada made 14 of 16 shots. Ken made 18 of 20. Who had the better rate?</w:t>
+            </w:r>
+          </w:p>
+          <w:p>
+            <w:pPr>
+              <w:keepNext/>
+              <w:spacing w:before="0" w:after="40" w:line="252" w:lineRule="auto"/>
+              <w:ind w:left="432"/>
+            </w:pPr>
+            <w:r>
+              <w:rPr>
+                <w:rFonts w:ascii="Avenir Next" w:hAnsi="Avenir Next" w:cs="Avenir Next" w:eastAsia="Avenir Next"/>
+                <w:b/>
+                <w:color w:val="003A70"/>
+                <w:sz w:val="18"/>
+                <w:szCs w:val="18"/>
+              </w:rPr>
+              <w:t xml:space="preserve">Hint  </w:t>
+            </w:r>
+            <w:r>
+              <w:rPr>
+                <w:rFonts w:ascii="Avenir Next" w:hAnsi="Avenir Next" w:cs="Avenir Next" w:eastAsia="Avenir Next"/>
+                <w:i/>
+                <w:color w:val="5A5F66"/>
+                <w:sz w:val="18"/>
+                <w:szCs w:val="18"/>
+              </w:rPr>
+              <w:t xml:space="preserve">14/16 = 7/8, and 7 ÷ 8 = 0.875.</w:t>
+            </w:r>
+          </w:p>
+          <w:p>
+            <w:pPr>
+              <w:spacing w:before="0" w:after="0" w:line="60" w:lineRule="auto"/>
+            </w:pPr>
+          </w:p>
+          <w:tbl>
+            <w:tblPr>
+              <w:tblInd w:w="432" w:type="dxa"/>
+              <w:tblW w:w="4060" w:type="dxa"/>
+              <w:jc w:val="left"/>
+              <w:tblBorders>
+                <w:top w:val="single" w:sz="4" w:space="0" w:color="8A9099"/>
+                <w:left w:val="single" w:sz="4" w:space="0" w:color="8A9099"/>
+                <w:bottom w:val="single" w:sz="4" w:space="0" w:color="8A9099"/>
+                <w:right w:val="single" w:sz="4" w:space="0" w:color="8A9099"/>
+                <w:insideH w:val="nil"/>
+                <w:insideV w:val="nil"/>
+              </w:tblBorders>
+              <w:tblLayout w:type="fixed"/>
+              <w:tblCellMar>
+                <w:top w:w="50" w:type="dxa"/>
+                <w:left w:w="100" w:type="dxa"/>
+                <w:bottom w:w="50" w:type="dxa"/>
+                <w:right w:w="100" w:type="dxa"/>
+              </w:tblCellMar>
+              <w:tblLook w:val="0000" w:firstRow="0" w:lastRow="0" w:firstColumn="0" w:lastColumn="0" w:noHBand="1" w:noVBand="1"/>
+            </w:tblPr>
+            <w:tblGrid>
+              <w:gridCol w:w="4060"/>
+            </w:tblGrid>
+            <w:tr>
+              <w:trPr>
+                <w:cantSplit/>
+                <w:trHeight w:val="920" w:hRule="atLeast"/>
+              </w:trPr>
+              <w:tc>
+                <w:tcPr>
+                  <w:tcW w:w="4060" w:type="dxa"/>
+                  <w:vAlign w:val="top"/>
+                </w:tcPr>
+                <w:p>
+                  <w:pPr>
+                    <w:spacing w:before="0" w:after="0" w:line="240" w:lineRule="auto"/>
+                  </w:pPr>
+                  <w:r>
+                    <w:rPr>
+                      <w:rFonts w:ascii="Avenir Next" w:hAnsi="Avenir Next" w:cs="Avenir Next" w:eastAsia="Avenir Next"/>
+                      <w:i/>
+                      <w:color w:val="8A9099"/>
+                      <w:sz w:val="14"/>
+                      <w:szCs w:val="14"/>
+                    </w:rPr>
+                    <w:t xml:space="preserve">Show your work.</w:t>
+                  </w:r>
+                </w:p>
+              </w:tc>
+            </w:tr>
+          </w:tbl>
+          <w:p>
+            <w:pPr>
+              <w:tabs>
+                <w:tab w:val="right" w:leader="underscore" w:pos="4492"/>
+              </w:tabs>
+              <w:spacing w:before="90" w:after="40" w:line="264" w:lineRule="auto"/>
+              <w:ind w:left="432"/>
+            </w:pPr>
+            <w:r>
+              <w:rPr>
+                <w:rFonts w:ascii="Avenir Next" w:hAnsi="Avenir Next" w:cs="Avenir Next" w:eastAsia="Avenir Next"/>
+                <w:b/>
+                <w:color w:val="1A1A1A"/>
+                <w:sz w:val="18"/>
+                <w:szCs w:val="18"/>
+              </w:rPr>
+              <w:t xml:space="preserve">Better rate</w:t>
+            </w:r>
+            <w:r>
+              <w:rPr>
+                <w:rFonts w:ascii="Avenir Next" w:hAnsi="Avenir Next" w:cs="Avenir Next" w:eastAsia="Avenir Next"/>
+                <w:color w:val="1A1A1A"/>
+                <w:sz w:val="18"/>
+                <w:szCs w:val="18"/>
+              </w:rPr>
+              <w:tab/>
+            </w:r>
+          </w:p>
+        </w:tc>
+        <w:tc>
+          <w:tcPr>
+            <w:tcW w:w="4752" w:type="dxa"/>
+            <w:vAlign w:val="top"/>
+          </w:tcPr>
+          <w:p>
+            <w:pPr>
+              <w:keepNext/>
+              <w:tabs>
+                <w:tab w:val="left" w:pos="432"/>
+              </w:tabs>
+              <w:spacing w:before="90" w:after="40" w:line="268" w:lineRule="auto"/>
+              <w:ind w:left="432" w:hanging="432"/>
+            </w:pPr>
+            <w:r>
+              <w:rPr>
+                <w:rFonts w:ascii="Avenir Next" w:hAnsi="Avenir Next" w:cs="Avenir Next" w:eastAsia="Avenir Next"/>
+                <w:b/>
+                <w:color w:val="1A1A1A"/>
+                <w:sz w:val="21"/>
+                <w:szCs w:val="21"/>
+              </w:rPr>
+              <w:t xml:space="preserve">6.</w:t>
+            </w:r>
+            <w:r>
+              <w:rPr>
+                <w:rFonts w:ascii="Avenir Next" w:hAnsi="Avenir Next" w:cs="Avenir Next" w:eastAsia="Avenir Next"/>
+                <w:color w:val="1A1A1A"/>
+                <w:sz w:val="21"/>
+                <w:szCs w:val="21"/>
+              </w:rPr>
+              <w:tab/>
+            </w:r>
+            <w:r>
+              <w:rPr>
+                <w:rFonts w:ascii="Avenir Next" w:hAnsi="Avenir Next" w:cs="Avenir Next" w:eastAsia="Avenir Next"/>
+                <w:b/>
+                <w:color w:val="1A1A1A"/>
+                <w:sz w:val="21"/>
+                <w:szCs w:val="21"/>
+              </w:rPr>
+              <w:t xml:space="preserve">Survey Claim.  </w:t>
+            </w:r>
+            <w:r>
+              <w:rPr>
+                <w:rFonts w:ascii="Avenir Next" w:hAnsi="Avenir Next" w:cs="Avenir Next" w:eastAsia="Avenir Next"/>
+                <w:color w:val="1A1A1A"/>
+                <w:sz w:val="21"/>
+                <w:szCs w:val="21"/>
+              </w:rPr>
+              <w:t xml:space="preserve">28 of 40 people voted yes. Mae says that is 28%. Is that right? Find the percent.</w:t>
+            </w:r>
+          </w:p>
+          <w:p>
+            <w:pPr>
+              <w:keepNext/>
+              <w:spacing w:before="0" w:after="40" w:line="252" w:lineRule="auto"/>
+              <w:ind w:left="432"/>
+            </w:pPr>
+            <w:r>
+              <w:rPr>
+                <w:rFonts w:ascii="Avenir Next" w:hAnsi="Avenir Next" w:cs="Avenir Next" w:eastAsia="Avenir Next"/>
+                <w:b/>
+                <w:color w:val="003A70"/>
+                <w:sz w:val="18"/>
+                <w:szCs w:val="18"/>
+              </w:rPr>
+              <w:t xml:space="preserve">Hint  </w:t>
+            </w:r>
+            <w:r>
+              <w:rPr>
+                <w:rFonts w:ascii="Avenir Next" w:hAnsi="Avenir Next" w:cs="Avenir Next" w:eastAsia="Avenir Next"/>
+                <w:i/>
+                <w:color w:val="5A5F66"/>
+                <w:sz w:val="18"/>
+                <w:szCs w:val="18"/>
+              </w:rPr>
+              <w:t xml:space="preserve">Compare 28 to the total votes, not to 100.</w:t>
+            </w:r>
+          </w:p>
+          <w:p>
+            <w:pPr>
+              <w:spacing w:before="0" w:after="0" w:line="60" w:lineRule="auto"/>
+            </w:pPr>
+          </w:p>
+          <w:tbl>
+            <w:tblPr>
+              <w:tblInd w:w="432" w:type="dxa"/>
+              <w:tblW w:w="4060" w:type="dxa"/>
+              <w:jc w:val="left"/>
+              <w:tblBorders>
+                <w:top w:val="single" w:sz="4" w:space="0" w:color="8A9099"/>
+                <w:left w:val="single" w:sz="4" w:space="0" w:color="8A9099"/>
+                <w:bottom w:val="single" w:sz="4" w:space="0" w:color="8A9099"/>
+                <w:right w:val="single" w:sz="4" w:space="0" w:color="8A9099"/>
+                <w:insideH w:val="nil"/>
+                <w:insideV w:val="nil"/>
+              </w:tblBorders>
+              <w:tblLayout w:type="fixed"/>
+              <w:tblCellMar>
+                <w:top w:w="50" w:type="dxa"/>
+                <w:left w:w="100" w:type="dxa"/>
+                <w:bottom w:w="50" w:type="dxa"/>
+                <w:right w:w="100" w:type="dxa"/>
+              </w:tblCellMar>
+              <w:tblLook w:val="0000" w:firstRow="0" w:lastRow="0" w:firstColumn="0" w:lastColumn="0" w:noHBand="1" w:noVBand="1"/>
+            </w:tblPr>
+            <w:tblGrid>
+              <w:gridCol w:w="4060"/>
+            </w:tblGrid>
+            <w:tr>
+              <w:trPr>
+                <w:cantSplit/>
+                <w:trHeight w:val="920" w:hRule="atLeast"/>
+              </w:trPr>
+              <w:tc>
+                <w:tcPr>
+                  <w:tcW w:w="4060" w:type="dxa"/>
+                  <w:vAlign w:val="top"/>
+                </w:tcPr>
+                <w:p>
+                  <w:pPr>
+                    <w:spacing w:before="0" w:after="0" w:line="240" w:lineRule="auto"/>
+                  </w:pPr>
+                  <w:r>
+                    <w:rPr>
+                      <w:rFonts w:ascii="Avenir Next" w:hAnsi="Avenir Next" w:cs="Avenir Next" w:eastAsia="Avenir Next"/>
+                      <w:i/>
+                      <w:color w:val="8A9099"/>
+                      <w:sz w:val="14"/>
+                      <w:szCs w:val="14"/>
+                    </w:rPr>
+                    <w:t xml:space="preserve">Show your work.</w:t>
+                  </w:r>
+                </w:p>
+              </w:tc>
+            </w:tr>
+          </w:tbl>
+          <w:p>
+            <w:pPr>
+              <w:tabs>
+                <w:tab w:val="right" w:leader="underscore" w:pos="4492"/>
+              </w:tabs>
+              <w:spacing w:before="90" w:after="40" w:line="264" w:lineRule="auto"/>
+              <w:ind w:left="432"/>
+            </w:pPr>
+            <w:r>
+              <w:rPr>
+                <w:rFonts w:ascii="Avenir Next" w:hAnsi="Avenir Next" w:cs="Avenir Next" w:eastAsia="Avenir Next"/>
+                <w:b/>
+                <w:color w:val="1A1A1A"/>
+                <w:sz w:val="18"/>
+                <w:szCs w:val="18"/>
+              </w:rPr>
+              <w:t xml:space="preserve">Percent</w:t>
+            </w:r>
+            <w:r>
+              <w:rPr>
+                <w:rFonts w:ascii="Avenir Next" w:hAnsi="Avenir Next" w:cs="Avenir Next" w:eastAsia="Avenir Next"/>
+                <w:color w:val="1A1A1A"/>
+                <w:sz w:val="18"/>
+                <w:szCs w:val="18"/>
+              </w:rPr>
+              <w:tab/>
             </w:r>
           </w:p>
         </w:tc>
@@ -2129,17 +2488,17 @@
                 <w:rFonts w:ascii="Avenir Next" w:hAnsi="Avenir Next" w:cs="Avenir Next" w:eastAsia="Avenir Next"/>
                 <w:b/>
                 <w:color w:val="1A1A1A"/>
-                <w:sz w:val="20"/>
-                <w:szCs w:val="20"/>
-              </w:rPr>
-              <w:t xml:space="preserve">5.</w:t>
-            </w:r>
-            <w:r>
-              <w:rPr>
-                <w:rFonts w:ascii="Avenir Next" w:hAnsi="Avenir Next" w:cs="Avenir Next" w:eastAsia="Avenir Next"/>
-                <w:color w:val="1A1A1A"/>
-                <w:sz w:val="20"/>
-                <w:szCs w:val="20"/>
+                <w:sz w:val="21"/>
+                <w:szCs w:val="21"/>
+              </w:rPr>
+              <w:t xml:space="preserve">7.</w:t>
+            </w:r>
+            <w:r>
+              <w:rPr>
+                <w:rFonts w:ascii="Avenir Next" w:hAnsi="Avenir Next" w:cs="Avenir Next" w:eastAsia="Avenir Next"/>
+                <w:color w:val="1A1A1A"/>
+                <w:sz w:val="21"/>
+                <w:szCs w:val="21"/>
               </w:rPr>
               <w:tab/>
             </w:r>
@@ -2148,19 +2507,19 @@
                 <w:rFonts w:ascii="Avenir Next" w:hAnsi="Avenir Next" w:cs="Avenir Next" w:eastAsia="Avenir Next"/>
                 <w:b/>
                 <w:color w:val="1A1A1A"/>
-                <w:sz w:val="20"/>
-                <w:szCs w:val="20"/>
-              </w:rPr>
-              <w:t xml:space="preserve">Shooting Stats.  </w:t>
-            </w:r>
-            <w:r>
-              <w:rPr>
-                <w:rFonts w:ascii="Avenir Next" w:hAnsi="Avenir Next" w:cs="Avenir Next" w:eastAsia="Avenir Next"/>
-                <w:color w:val="1A1A1A"/>
-                <w:sz w:val="20"/>
-                <w:szCs w:val="20"/>
-              </w:rPr>
-              <w:t xml:space="preserve">Jada made 14 of her 16 shots. Ken made 18 of his 20 shots. Write each record as a percent. Who had the better rate?</w:t>
+                <w:sz w:val="21"/>
+                <w:szCs w:val="21"/>
+              </w:rPr>
+              <w:t xml:space="preserve">Reading Pace.  </w:t>
+            </w:r>
+            <w:r>
+              <w:rPr>
+                <w:rFonts w:ascii="Avenir Next" w:hAnsi="Avenir Next" w:cs="Avenir Next" w:eastAsia="Avenir Next"/>
+                <w:color w:val="1A1A1A"/>
+                <w:sz w:val="21"/>
+                <w:szCs w:val="21"/>
+              </w:rPr>
+              <w:t xml:space="preserve">Lia has read 72 of 80 pages. Sam has read 33 of 60. Find each percent. Then subtract: how many percentage points apart are they?</w:t>
             </w:r>
           </w:p>
           <w:p>
@@ -2174,8 +2533,8 @@
                 <w:rFonts w:ascii="Avenir Next" w:hAnsi="Avenir Next" w:cs="Avenir Next" w:eastAsia="Avenir Next"/>
                 <w:b/>
                 <w:color w:val="003A70"/>
-                <w:sz w:val="17"/>
-                <w:szCs w:val="17"/>
+                <w:sz w:val="18"/>
+                <w:szCs w:val="18"/>
               </w:rPr>
               <w:t xml:space="preserve">Hint  </w:t>
             </w:r>
@@ -2184,10 +2543,10 @@
                 <w:rFonts w:ascii="Avenir Next" w:hAnsi="Avenir Next" w:cs="Avenir Next" w:eastAsia="Avenir Next"/>
                 <w:i/>
                 <w:color w:val="5A5F66"/>
-                <w:sz w:val="17"/>
-                <w:szCs w:val="17"/>
-              </w:rPr>
-              <w:t xml:space="preserve">14/16 = 7/8, and 7 ÷ 8 = 0.875.</w:t>
+                <w:sz w:val="18"/>
+                <w:szCs w:val="18"/>
+              </w:rPr>
+              <w:t xml:space="preserve">33/60 = 11/20.</w:t>
             </w:r>
           </w:p>
           <w:p>
@@ -2223,7 +2582,7 @@
             <w:tr>
               <w:trPr>
                 <w:cantSplit/>
-                <w:trHeight w:val="820" w:hRule="atLeast"/>
+                <w:trHeight w:val="920" w:hRule="atLeast"/>
               </w:trPr>
               <w:tc>
                 <w:tcPr>
@@ -2264,7 +2623,7 @@
                 <w:sz w:val="18"/>
                 <w:szCs w:val="18"/>
               </w:rPr>
-              <w:t xml:space="preserve">Better rate</w:t>
+              <w:t xml:space="preserve">Points apart</w:t>
             </w:r>
             <w:r>
               <w:rPr>
@@ -2336,17 +2695,17 @@
                 <w:rFonts w:ascii="Avenir Next" w:hAnsi="Avenir Next" w:cs="Avenir Next" w:eastAsia="Avenir Next"/>
                 <w:b/>
                 <w:color w:val="1A1A1A"/>
-                <w:sz w:val="20"/>
-                <w:szCs w:val="20"/>
-              </w:rPr>
-              <w:t xml:space="preserve">6.</w:t>
-            </w:r>
-            <w:r>
-              <w:rPr>
-                <w:rFonts w:ascii="Avenir Next" w:hAnsi="Avenir Next" w:cs="Avenir Next" w:eastAsia="Avenir Next"/>
-                <w:color w:val="1A1A1A"/>
-                <w:sz w:val="20"/>
-                <w:szCs w:val="20"/>
+                <w:sz w:val="21"/>
+                <w:szCs w:val="21"/>
+              </w:rPr>
+              <w:t xml:space="preserve">8.</w:t>
+            </w:r>
+            <w:r>
+              <w:rPr>
+                <w:rFonts w:ascii="Avenir Next" w:hAnsi="Avenir Next" w:cs="Avenir Next" w:eastAsia="Avenir Next"/>
+                <w:color w:val="1A1A1A"/>
+                <w:sz w:val="21"/>
+                <w:szCs w:val="21"/>
               </w:rPr>
               <w:tab/>
             </w:r>
@@ -2355,422 +2714,8 @@
                 <w:rFonts w:ascii="Avenir Next" w:hAnsi="Avenir Next" w:cs="Avenir Next" w:eastAsia="Avenir Next"/>
                 <w:b/>
                 <w:color w:val="1A1A1A"/>
-                <w:sz w:val="20"/>
-                <w:szCs w:val="20"/>
-              </w:rPr>
-              <w:t xml:space="preserve">Survey Claim.  </w:t>
-            </w:r>
-            <w:r>
-              <w:rPr>
-                <w:rFonts w:ascii="Avenir Next" w:hAnsi="Avenir Next" w:cs="Avenir Next" w:eastAsia="Avenir Next"/>
-                <w:color w:val="1A1A1A"/>
-                <w:sz w:val="20"/>
-                <w:szCs w:val="20"/>
-              </w:rPr>
-              <w:t xml:space="preserve">Out of 40 votes, 28 people said yes. Mae says that is 28%. Is she right? Find the correct percent.</w:t>
-            </w:r>
-          </w:p>
-          <w:p>
-            <w:pPr>
-              <w:keepNext/>
-              <w:spacing w:before="0" w:after="40" w:line="252" w:lineRule="auto"/>
-              <w:ind w:left="432"/>
-            </w:pPr>
-            <w:r>
-              <w:rPr>
-                <w:rFonts w:ascii="Avenir Next" w:hAnsi="Avenir Next" w:cs="Avenir Next" w:eastAsia="Avenir Next"/>
-                <w:b/>
-                <w:color w:val="003A70"/>
-                <w:sz w:val="17"/>
-                <w:szCs w:val="17"/>
-              </w:rPr>
-              <w:t xml:space="preserve">Hint  </w:t>
-            </w:r>
-            <w:r>
-              <w:rPr>
-                <w:rFonts w:ascii="Avenir Next" w:hAnsi="Avenir Next" w:cs="Avenir Next" w:eastAsia="Avenir Next"/>
-                <w:i/>
-                <w:color w:val="5A5F66"/>
-                <w:sz w:val="17"/>
-                <w:szCs w:val="17"/>
-              </w:rPr>
-              <w:t xml:space="preserve">Compare 28 to the total votes, not to 100.</w:t>
-            </w:r>
-          </w:p>
-          <w:p>
-            <w:pPr>
-              <w:spacing w:before="0" w:after="0" w:line="60" w:lineRule="auto"/>
-            </w:pPr>
-          </w:p>
-          <w:tbl>
-            <w:tblPr>
-              <w:tblInd w:w="432" w:type="dxa"/>
-              <w:tblW w:w="9072" w:type="dxa"/>
-              <w:jc w:val="left"/>
-              <w:tblBorders>
-                <w:top w:val="single" w:sz="4" w:space="0" w:color="8A9099"/>
-                <w:left w:val="single" w:sz="4" w:space="0" w:color="8A9099"/>
-                <w:bottom w:val="single" w:sz="4" w:space="0" w:color="8A9099"/>
-                <w:right w:val="single" w:sz="4" w:space="0" w:color="8A9099"/>
-                <w:insideH w:val="nil"/>
-                <w:insideV w:val="nil"/>
-              </w:tblBorders>
-              <w:tblLayout w:type="fixed"/>
-              <w:tblCellMar>
-                <w:top w:w="50" w:type="dxa"/>
-                <w:left w:w="100" w:type="dxa"/>
-                <w:bottom w:w="50" w:type="dxa"/>
-                <w:right w:w="100" w:type="dxa"/>
-              </w:tblCellMar>
-              <w:tblLook w:val="0000" w:firstRow="0" w:lastRow="0" w:firstColumn="0" w:lastColumn="0" w:noHBand="1" w:noVBand="1"/>
-            </w:tblPr>
-            <w:tblGrid>
-              <w:gridCol w:w="9072"/>
-            </w:tblGrid>
-            <w:tr>
-              <w:trPr>
-                <w:cantSplit/>
-                <w:trHeight w:val="820" w:hRule="atLeast"/>
-              </w:trPr>
-              <w:tc>
-                <w:tcPr>
-                  <w:tcW w:w="9072" w:type="dxa"/>
-                  <w:vAlign w:val="top"/>
-                </w:tcPr>
-                <w:p>
-                  <w:pPr>
-                    <w:spacing w:before="0" w:after="0" w:line="240" w:lineRule="auto"/>
-                  </w:pPr>
-                  <w:r>
-                    <w:rPr>
-                      <w:rFonts w:ascii="Avenir Next" w:hAnsi="Avenir Next" w:cs="Avenir Next" w:eastAsia="Avenir Next"/>
-                      <w:i/>
-                      <w:color w:val="8A9099"/>
-                      <w:sz w:val="14"/>
-                      <w:szCs w:val="14"/>
-                    </w:rPr>
-                    <w:t xml:space="preserve">Show your work.</w:t>
-                  </w:r>
-                </w:p>
-              </w:tc>
-            </w:tr>
-          </w:tbl>
-          <w:p>
-            <w:pPr>
-              <w:tabs>
-                <w:tab w:val="right" w:leader="underscore" w:pos="9504"/>
-              </w:tabs>
-              <w:spacing w:before="90" w:after="40" w:line="264" w:lineRule="auto"/>
-              <w:ind w:left="432"/>
-            </w:pPr>
-            <w:r>
-              <w:rPr>
-                <w:rFonts w:ascii="Avenir Next" w:hAnsi="Avenir Next" w:cs="Avenir Next" w:eastAsia="Avenir Next"/>
-                <w:b/>
-                <w:color w:val="1A1A1A"/>
-                <w:sz w:val="18"/>
-                <w:szCs w:val="18"/>
-              </w:rPr>
-              <w:t xml:space="preserve">Percent</w:t>
-            </w:r>
-            <w:r>
-              <w:rPr>
-                <w:rFonts w:ascii="Avenir Next" w:hAnsi="Avenir Next" w:cs="Avenir Next" w:eastAsia="Avenir Next"/>
-                <w:color w:val="1A1A1A"/>
-                <w:sz w:val="18"/>
-                <w:szCs w:val="18"/>
-              </w:rPr>
-              <w:tab/>
-            </w:r>
-          </w:p>
-        </w:tc>
-      </w:tr>
-    </w:tbl>
-    <w:p>
-      <w:pPr>
-        <w:spacing w:before="0" w:after="0" w:line="20" w:lineRule="exact"/>
-      </w:pPr>
-    </w:p>
-    <w:p>
-      <w:pPr>
-        <w:spacing w:before="0" w:after="0" w:line="20" w:lineRule="exact"/>
-      </w:pPr>
-    </w:p>
-    <w:tbl>
-      <w:tblPr>
-        <w:tblW w:w="9504" w:type="dxa"/>
-        <w:jc w:val="left"/>
-        <w:tblBorders>
-          <w:top w:val="nil"/>
-          <w:left w:val="nil"/>
-          <w:bottom w:val="nil"/>
-          <w:right w:val="nil"/>
-          <w:insideH w:val="nil"/>
-          <w:insideV w:val="nil"/>
-        </w:tblBorders>
-        <w:tblLayout w:type="fixed"/>
-        <w:tblCellMar>
-          <w:top w:w="0" w:type="dxa"/>
-          <w:left w:w="0" w:type="dxa"/>
-          <w:bottom w:w="0" w:type="dxa"/>
-          <w:right w:w="0" w:type="dxa"/>
-        </w:tblCellMar>
-        <w:tblLook w:val="0000" w:firstRow="0" w:lastRow="0" w:firstColumn="0" w:lastColumn="0" w:noHBand="1" w:noVBand="1"/>
-      </w:tblPr>
-      <w:tblGrid>
-        <w:gridCol w:w="9504"/>
-      </w:tblGrid>
-      <w:tr>
-        <w:trPr>
-          <w:cantSplit/>
-        </w:trPr>
-        <w:tc>
-          <w:tcPr>
-            <w:tcW w:w="9504" w:type="dxa"/>
-            <w:vAlign w:val="top"/>
-          </w:tcPr>
-          <w:p>
-            <w:pPr>
-              <w:keepNext/>
-              <w:tabs>
-                <w:tab w:val="left" w:pos="432"/>
-              </w:tabs>
-              <w:spacing w:before="90" w:after="40" w:line="268" w:lineRule="auto"/>
-              <w:ind w:left="432" w:hanging="432"/>
-            </w:pPr>
-            <w:r>
-              <w:rPr>
-                <w:rFonts w:ascii="Avenir Next" w:hAnsi="Avenir Next" w:cs="Avenir Next" w:eastAsia="Avenir Next"/>
-                <w:b/>
-                <w:color w:val="1A1A1A"/>
-                <w:sz w:val="20"/>
-                <w:szCs w:val="20"/>
-              </w:rPr>
-              <w:t xml:space="preserve">7.</w:t>
-            </w:r>
-            <w:r>
-              <w:rPr>
-                <w:rFonts w:ascii="Avenir Next" w:hAnsi="Avenir Next" w:cs="Avenir Next" w:eastAsia="Avenir Next"/>
-                <w:color w:val="1A1A1A"/>
-                <w:sz w:val="20"/>
-                <w:szCs w:val="20"/>
-              </w:rPr>
-              <w:tab/>
-            </w:r>
-            <w:r>
-              <w:rPr>
-                <w:rFonts w:ascii="Avenir Next" w:hAnsi="Avenir Next" w:cs="Avenir Next" w:eastAsia="Avenir Next"/>
-                <w:b/>
-                <w:color w:val="1A1A1A"/>
-                <w:sz w:val="20"/>
-                <w:szCs w:val="20"/>
-              </w:rPr>
-              <w:t xml:space="preserve">Reading Pace.  </w:t>
-            </w:r>
-            <w:r>
-              <w:rPr>
-                <w:rFonts w:ascii="Avenir Next" w:hAnsi="Avenir Next" w:cs="Avenir Next" w:eastAsia="Avenir Next"/>
-                <w:color w:val="1A1A1A"/>
-                <w:sz w:val="20"/>
-                <w:szCs w:val="20"/>
-              </w:rPr>
-              <w:t xml:space="preserve">Lia has read 72 of her 80 pages. Sam has read 33 of his 60 pages. Find each percent. How many percentage points apart are they?</w:t>
-            </w:r>
-          </w:p>
-          <w:p>
-            <w:pPr>
-              <w:keepNext/>
-              <w:spacing w:before="0" w:after="40" w:line="252" w:lineRule="auto"/>
-              <w:ind w:left="432"/>
-            </w:pPr>
-            <w:r>
-              <w:rPr>
-                <w:rFonts w:ascii="Avenir Next" w:hAnsi="Avenir Next" w:cs="Avenir Next" w:eastAsia="Avenir Next"/>
-                <w:b/>
-                <w:color w:val="003A70"/>
-                <w:sz w:val="17"/>
-                <w:szCs w:val="17"/>
-              </w:rPr>
-              <w:t xml:space="preserve">Hint  </w:t>
-            </w:r>
-            <w:r>
-              <w:rPr>
-                <w:rFonts w:ascii="Avenir Next" w:hAnsi="Avenir Next" w:cs="Avenir Next" w:eastAsia="Avenir Next"/>
-                <w:i/>
-                <w:color w:val="5A5F66"/>
-                <w:sz w:val="17"/>
-                <w:szCs w:val="17"/>
-              </w:rPr>
-              <w:t xml:space="preserve">33/60 = 11/20.</w:t>
-            </w:r>
-          </w:p>
-          <w:p>
-            <w:pPr>
-              <w:spacing w:before="0" w:after="0" w:line="60" w:lineRule="auto"/>
-            </w:pPr>
-          </w:p>
-          <w:tbl>
-            <w:tblPr>
-              <w:tblInd w:w="432" w:type="dxa"/>
-              <w:tblW w:w="9072" w:type="dxa"/>
-              <w:jc w:val="left"/>
-              <w:tblBorders>
-                <w:top w:val="single" w:sz="4" w:space="0" w:color="8A9099"/>
-                <w:left w:val="single" w:sz="4" w:space="0" w:color="8A9099"/>
-                <w:bottom w:val="single" w:sz="4" w:space="0" w:color="8A9099"/>
-                <w:right w:val="single" w:sz="4" w:space="0" w:color="8A9099"/>
-                <w:insideH w:val="nil"/>
-                <w:insideV w:val="nil"/>
-              </w:tblBorders>
-              <w:tblLayout w:type="fixed"/>
-              <w:tblCellMar>
-                <w:top w:w="50" w:type="dxa"/>
-                <w:left w:w="100" w:type="dxa"/>
-                <w:bottom w:w="50" w:type="dxa"/>
-                <w:right w:w="100" w:type="dxa"/>
-              </w:tblCellMar>
-              <w:tblLook w:val="0000" w:firstRow="0" w:lastRow="0" w:firstColumn="0" w:lastColumn="0" w:noHBand="1" w:noVBand="1"/>
-            </w:tblPr>
-            <w:tblGrid>
-              <w:gridCol w:w="9072"/>
-            </w:tblGrid>
-            <w:tr>
-              <w:trPr>
-                <w:cantSplit/>
-                <w:trHeight w:val="820" w:hRule="atLeast"/>
-              </w:trPr>
-              <w:tc>
-                <w:tcPr>
-                  <w:tcW w:w="9072" w:type="dxa"/>
-                  <w:vAlign w:val="top"/>
-                </w:tcPr>
-                <w:p>
-                  <w:pPr>
-                    <w:spacing w:before="0" w:after="0" w:line="240" w:lineRule="auto"/>
-                  </w:pPr>
-                  <w:r>
-                    <w:rPr>
-                      <w:rFonts w:ascii="Avenir Next" w:hAnsi="Avenir Next" w:cs="Avenir Next" w:eastAsia="Avenir Next"/>
-                      <w:i/>
-                      <w:color w:val="8A9099"/>
-                      <w:sz w:val="14"/>
-                      <w:szCs w:val="14"/>
-                    </w:rPr>
-                    <w:t xml:space="preserve">Show your work.</w:t>
-                  </w:r>
-                </w:p>
-              </w:tc>
-            </w:tr>
-          </w:tbl>
-          <w:p>
-            <w:pPr>
-              <w:tabs>
-                <w:tab w:val="right" w:leader="underscore" w:pos="9504"/>
-              </w:tabs>
-              <w:spacing w:before="90" w:after="40" w:line="264" w:lineRule="auto"/>
-              <w:ind w:left="432"/>
-            </w:pPr>
-            <w:r>
-              <w:rPr>
-                <w:rFonts w:ascii="Avenir Next" w:hAnsi="Avenir Next" w:cs="Avenir Next" w:eastAsia="Avenir Next"/>
-                <w:b/>
-                <w:color w:val="1A1A1A"/>
-                <w:sz w:val="18"/>
-                <w:szCs w:val="18"/>
-              </w:rPr>
-              <w:t xml:space="preserve">Points apart</w:t>
-            </w:r>
-            <w:r>
-              <w:rPr>
-                <w:rFonts w:ascii="Avenir Next" w:hAnsi="Avenir Next" w:cs="Avenir Next" w:eastAsia="Avenir Next"/>
-                <w:color w:val="1A1A1A"/>
-                <w:sz w:val="18"/>
-                <w:szCs w:val="18"/>
-              </w:rPr>
-              <w:tab/>
-            </w:r>
-          </w:p>
-        </w:tc>
-      </w:tr>
-    </w:tbl>
-    <w:p>
-      <w:pPr>
-        <w:spacing w:before="0" w:after="0" w:line="20" w:lineRule="exact"/>
-      </w:pPr>
-    </w:p>
-    <w:p>
-      <w:pPr>
-        <w:spacing w:before="0" w:after="0" w:line="20" w:lineRule="exact"/>
-      </w:pPr>
-    </w:p>
-    <w:tbl>
-      <w:tblPr>
-        <w:tblW w:w="9504" w:type="dxa"/>
-        <w:jc w:val="left"/>
-        <w:tblBorders>
-          <w:top w:val="nil"/>
-          <w:left w:val="nil"/>
-          <w:bottom w:val="nil"/>
-          <w:right w:val="nil"/>
-          <w:insideH w:val="nil"/>
-          <w:insideV w:val="nil"/>
-        </w:tblBorders>
-        <w:tblLayout w:type="fixed"/>
-        <w:tblCellMar>
-          <w:top w:w="0" w:type="dxa"/>
-          <w:left w:w="0" w:type="dxa"/>
-          <w:bottom w:w="0" w:type="dxa"/>
-          <w:right w:w="0" w:type="dxa"/>
-        </w:tblCellMar>
-        <w:tblLook w:val="0000" w:firstRow="0" w:lastRow="0" w:firstColumn="0" w:lastColumn="0" w:noHBand="1" w:noVBand="1"/>
-      </w:tblPr>
-      <w:tblGrid>
-        <w:gridCol w:w="9504"/>
-      </w:tblGrid>
-      <w:tr>
-        <w:trPr>
-          <w:cantSplit/>
-        </w:trPr>
-        <w:tc>
-          <w:tcPr>
-            <w:tcW w:w="9504" w:type="dxa"/>
-            <w:vAlign w:val="top"/>
-          </w:tcPr>
-          <w:p>
-            <w:pPr>
-              <w:keepNext/>
-              <w:tabs>
-                <w:tab w:val="left" w:pos="432"/>
-              </w:tabs>
-              <w:spacing w:before="90" w:after="40" w:line="268" w:lineRule="auto"/>
-              <w:ind w:left="432" w:hanging="432"/>
-            </w:pPr>
-            <w:r>
-              <w:rPr>
-                <w:rFonts w:ascii="Avenir Next" w:hAnsi="Avenir Next" w:cs="Avenir Next" w:eastAsia="Avenir Next"/>
-                <w:b/>
-                <w:color w:val="1A1A1A"/>
-                <w:sz w:val="20"/>
-                <w:szCs w:val="20"/>
-              </w:rPr>
-              <w:t xml:space="preserve">8.</w:t>
-            </w:r>
-            <w:r>
-              <w:rPr>
-                <w:rFonts w:ascii="Avenir Next" w:hAnsi="Avenir Next" w:cs="Avenir Next" w:eastAsia="Avenir Next"/>
-                <w:color w:val="1A1A1A"/>
-                <w:sz w:val="20"/>
-                <w:szCs w:val="20"/>
-              </w:rPr>
-              <w:tab/>
-            </w:r>
-            <w:r>
-              <w:rPr>
-                <w:rFonts w:ascii="Avenir Next" w:hAnsi="Avenir Next" w:cs="Avenir Next" w:eastAsia="Avenir Next"/>
-                <w:b/>
-                <w:color w:val="1A1A1A"/>
-                <w:sz w:val="20"/>
-                <w:szCs w:val="20"/>
+                <w:sz w:val="21"/>
+                <w:szCs w:val="21"/>
               </w:rPr>
               <w:t xml:space="preserve">Three Classes.  </w:t>
             </w:r>
@@ -2778,10 +2723,10 @@
               <w:rPr>
                 <w:rFonts w:ascii="Avenir Next" w:hAnsi="Avenir Next" w:cs="Avenir Next" w:eastAsia="Avenir Next"/>
                 <w:color w:val="1A1A1A"/>
-                <w:sz w:val="20"/>
-                <w:szCs w:val="20"/>
-              </w:rPr>
-              <w:t xml:space="preserve">Class 1 recycled 24 of 30 items. Class 2 recycled 42 of 60. Class 3 recycled 35 of 50.</w:t>
+                <w:sz w:val="21"/>
+                <w:szCs w:val="21"/>
+              </w:rPr>
+              <w:t xml:space="preserve">Class 1 recycled 24 of 30 items, Class 2 42 of 60, and Class 3 35 of 50.</w:t>
             </w:r>
           </w:p>
           <w:p>
@@ -2798,8 +2743,8 @@
                 <w:rFonts w:ascii="Avenir Next" w:hAnsi="Avenir Next" w:cs="Avenir Next" w:eastAsia="Avenir Next"/>
                 <w:b/>
                 <w:color w:val="003A70"/>
-                <w:sz w:val="20"/>
-                <w:szCs w:val="20"/>
+                <w:sz w:val="21"/>
+                <w:szCs w:val="21"/>
               </w:rPr>
               <w:t xml:space="preserve">a.</w:t>
             </w:r>
@@ -2807,8 +2752,8 @@
               <w:rPr>
                 <w:rFonts w:ascii="Avenir Next" w:hAnsi="Avenir Next" w:cs="Avenir Next" w:eastAsia="Avenir Next"/>
                 <w:color w:val="1A1A1A"/>
-                <w:sz w:val="20"/>
-                <w:szCs w:val="20"/>
+                <w:sz w:val="21"/>
+                <w:szCs w:val="21"/>
               </w:rPr>
               <w:tab/>
             </w:r>
@@ -2816,8 +2761,8 @@
               <w:rPr>
                 <w:rFonts w:ascii="Avenir Next" w:hAnsi="Avenir Next" w:cs="Avenir Next" w:eastAsia="Avenir Next"/>
                 <w:color w:val="1A1A1A"/>
-                <w:sz w:val="20"/>
-                <w:szCs w:val="20"/>
+                <w:sz w:val="21"/>
+                <w:szCs w:val="21"/>
               </w:rPr>
               <w:t xml:space="preserve">Write each record as a percent.</w:t>
             </w:r>
@@ -2825,8 +2770,8 @@
               <w:rPr>
                 <w:rFonts w:ascii="Avenir Next" w:hAnsi="Avenir Next" w:cs="Avenir Next" w:eastAsia="Avenir Next"/>
                 <w:color w:val="1A1A1A"/>
-                <w:sz w:val="20"/>
-                <w:szCs w:val="20"/>
+                <w:sz w:val="21"/>
+                <w:szCs w:val="21"/>
               </w:rPr>
               <w:t xml:space="preserve">  </w:t>
             </w:r>
@@ -2834,8 +2779,8 @@
               <w:rPr>
                 <w:rFonts w:ascii="Avenir Next" w:hAnsi="Avenir Next" w:cs="Avenir Next" w:eastAsia="Avenir Next"/>
                 <w:color w:val="1A1A1A"/>
-                <w:sz w:val="20"/>
-                <w:szCs w:val="20"/>
+                <w:sz w:val="21"/>
+                <w:szCs w:val="21"/>
                 <w:u w:val="single"/>
               </w:rPr>
               <w:t xml:space="preserve">                      </w:t>
@@ -2855,8 +2800,8 @@
                 <w:rFonts w:ascii="Avenir Next" w:hAnsi="Avenir Next" w:cs="Avenir Next" w:eastAsia="Avenir Next"/>
                 <w:b/>
                 <w:color w:val="003A70"/>
-                <w:sz w:val="20"/>
-                <w:szCs w:val="20"/>
+                <w:sz w:val="21"/>
+                <w:szCs w:val="21"/>
               </w:rPr>
               <w:t xml:space="preserve">b.</w:t>
             </w:r>
@@ -2864,8 +2809,8 @@
               <w:rPr>
                 <w:rFonts w:ascii="Avenir Next" w:hAnsi="Avenir Next" w:cs="Avenir Next" w:eastAsia="Avenir Next"/>
                 <w:color w:val="1A1A1A"/>
-                <w:sz w:val="20"/>
-                <w:szCs w:val="20"/>
+                <w:sz w:val="21"/>
+                <w:szCs w:val="21"/>
               </w:rPr>
               <w:tab/>
             </w:r>
@@ -2873,8 +2818,8 @@
               <w:rPr>
                 <w:rFonts w:ascii="Avenir Next" w:hAnsi="Avenir Next" w:cs="Avenir Next" w:eastAsia="Avenir Next"/>
                 <w:color w:val="1A1A1A"/>
-                <w:sz w:val="20"/>
-                <w:szCs w:val="20"/>
+                <w:sz w:val="21"/>
+                <w:szCs w:val="21"/>
               </w:rPr>
               <w:t xml:space="preserve">Rank the classes from best to worst.</w:t>
             </w:r>
@@ -2882,8 +2827,8 @@
               <w:rPr>
                 <w:rFonts w:ascii="Avenir Next" w:hAnsi="Avenir Next" w:cs="Avenir Next" w:eastAsia="Avenir Next"/>
                 <w:color w:val="1A1A1A"/>
-                <w:sz w:val="20"/>
-                <w:szCs w:val="20"/>
+                <w:sz w:val="21"/>
+                <w:szCs w:val="21"/>
               </w:rPr>
               <w:t xml:space="preserve">  </w:t>
             </w:r>
@@ -2891,8 +2836,8 @@
               <w:rPr>
                 <w:rFonts w:ascii="Avenir Next" w:hAnsi="Avenir Next" w:cs="Avenir Next" w:eastAsia="Avenir Next"/>
                 <w:color w:val="1A1A1A"/>
-                <w:sz w:val="20"/>
-                <w:szCs w:val="20"/>
+                <w:sz w:val="21"/>
+                <w:szCs w:val="21"/>
                 <w:u w:val="single"/>
               </w:rPr>
               <w:t xml:space="preserve">                      </w:t>
@@ -2912,8 +2857,8 @@
                 <w:rFonts w:ascii="Avenir Next" w:hAnsi="Avenir Next" w:cs="Avenir Next" w:eastAsia="Avenir Next"/>
                 <w:b/>
                 <w:color w:val="003A70"/>
-                <w:sz w:val="20"/>
-                <w:szCs w:val="20"/>
+                <w:sz w:val="21"/>
+                <w:szCs w:val="21"/>
               </w:rPr>
               <w:t xml:space="preserve">c.</w:t>
             </w:r>
@@ -2921,8 +2866,8 @@
               <w:rPr>
                 <w:rFonts w:ascii="Avenir Next" w:hAnsi="Avenir Next" w:cs="Avenir Next" w:eastAsia="Avenir Next"/>
                 <w:color w:val="1A1A1A"/>
-                <w:sz w:val="20"/>
-                <w:szCs w:val="20"/>
+                <w:sz w:val="21"/>
+                <w:szCs w:val="21"/>
               </w:rPr>
               <w:tab/>
             </w:r>
@@ -2930,8 +2875,8 @@
               <w:rPr>
                 <w:rFonts w:ascii="Avenir Next" w:hAnsi="Avenir Next" w:cs="Avenir Next" w:eastAsia="Avenir Next"/>
                 <w:color w:val="1A1A1A"/>
-                <w:sz w:val="20"/>
-                <w:szCs w:val="20"/>
+                <w:sz w:val="21"/>
+                <w:szCs w:val="21"/>
               </w:rPr>
               <w:t xml:space="preserve">Class 2 recycled the most items. Why is it not in first place?</w:t>
             </w:r>
@@ -2954,6 +2899,7 @@
           <w:tab w:val="right" w:pos="9504"/>
         </w:tabs>
         <w:spacing w:before="90" w:after="50" w:line="240" w:lineRule="auto"/>
+        <w:outlineLvl w:val="1"/>
       </w:pPr>
       <w:r>
         <w:rPr>
@@ -3038,8 +2984,8 @@
                 <w:rFonts w:ascii="Avenir Next" w:hAnsi="Avenir Next" w:cs="Avenir Next" w:eastAsia="Avenir Next"/>
                 <w:b/>
                 <w:color w:val="1A1A1A"/>
-                <w:sz w:val="20"/>
-                <w:szCs w:val="20"/>
+                <w:sz w:val="21"/>
+                <w:szCs w:val="21"/>
               </w:rPr>
               <w:t xml:space="preserve">9.</w:t>
             </w:r>
@@ -3047,8 +2993,8 @@
               <w:rPr>
                 <w:rFonts w:ascii="Avenir Next" w:hAnsi="Avenir Next" w:cs="Avenir Next" w:eastAsia="Avenir Next"/>
                 <w:color w:val="1A1A1A"/>
-                <w:sz w:val="20"/>
-                <w:szCs w:val="20"/>
+                <w:sz w:val="21"/>
+                <w:szCs w:val="21"/>
               </w:rPr>
               <w:tab/>
             </w:r>
@@ -3057,8 +3003,8 @@
                 <w:rFonts w:ascii="Avenir Next" w:hAnsi="Avenir Next" w:cs="Avenir Next" w:eastAsia="Avenir Next"/>
                 <w:b/>
                 <w:color w:val="1A1A1A"/>
-                <w:sz w:val="20"/>
-                <w:szCs w:val="20"/>
+                <w:sz w:val="21"/>
+                <w:szCs w:val="21"/>
               </w:rPr>
               <w:t xml:space="preserve">Rae’s Work.  </w:t>
             </w:r>
@@ -3066,8 +3012,8 @@
               <w:rPr>
                 <w:rFonts w:ascii="Avenir Next" w:hAnsi="Avenir Next" w:cs="Avenir Next" w:eastAsia="Avenir Next"/>
                 <w:color w:val="1A1A1A"/>
-                <w:sz w:val="20"/>
-                <w:szCs w:val="20"/>
+                <w:sz w:val="21"/>
+                <w:szCs w:val="21"/>
               </w:rPr>
               <w:t xml:space="preserve">Rae says 30 out of 60 is better than 20 out of 25 because 30 is more than 20. Explain her mistake. Then compare correctly.</w:t>
             </w:r>
@@ -3100,7 +3046,7 @@
             <w:tr>
               <w:trPr>
                 <w:cantSplit/>
-                <w:trHeight w:val="400" w:hRule="atLeast"/>
+                <w:trHeight w:val="368" w:hRule="atLeast"/>
               </w:trPr>
               <w:tc>
                 <w:tcPr>
@@ -3120,27 +3066,7 @@
             <w:tr>
               <w:trPr>
                 <w:cantSplit/>
-                <w:trHeight w:val="400" w:hRule="atLeast"/>
-              </w:trPr>
-              <w:tc>
-                <w:tcPr>
-                  <w:tcW w:w="9072" w:type="dxa"/>
-                  <w:tcBorders>
-                    <w:bottom w:val="single" w:sz="4" w:space="0" w:color="000000"/>
-                  </w:tcBorders>
-                  <w:vAlign w:val="top"/>
-                </w:tcPr>
-                <w:p>
-                  <w:pPr>
-                    <w:spacing w:before="0" w:after="0" w:line="240" w:lineRule="auto"/>
-                  </w:pPr>
-                </w:p>
-              </w:tc>
-            </w:tr>
-            <w:tr>
-              <w:trPr>
-                <w:cantSplit/>
-                <w:trHeight w:val="400" w:hRule="atLeast"/>
+                <w:trHeight w:val="368" w:hRule="atLeast"/>
               </w:trPr>
               <w:tc>
                 <w:tcPr>
@@ -3181,6 +3107,7 @@
           <w:tab w:val="right" w:pos="9504"/>
         </w:tabs>
         <w:spacing w:before="90" w:after="50" w:line="240" w:lineRule="auto"/>
+        <w:outlineLvl w:val="1"/>
       </w:pPr>
       <w:r>
         <w:rPr>
@@ -3265,8 +3192,8 @@
                 <w:rFonts w:ascii="Avenir Next" w:hAnsi="Avenir Next" w:cs="Avenir Next" w:eastAsia="Avenir Next"/>
                 <w:b/>
                 <w:color w:val="1A1A1A"/>
-                <w:sz w:val="20"/>
-                <w:szCs w:val="20"/>
+                <w:sz w:val="21"/>
+                <w:szCs w:val="21"/>
               </w:rPr>
               <w:t xml:space="preserve">10.</w:t>
             </w:r>
@@ -3274,8 +3201,8 @@
               <w:rPr>
                 <w:rFonts w:ascii="Avenir Next" w:hAnsi="Avenir Next" w:cs="Avenir Next" w:eastAsia="Avenir Next"/>
                 <w:color w:val="1A1A1A"/>
-                <w:sz w:val="20"/>
-                <w:szCs w:val="20"/>
+                <w:sz w:val="21"/>
+                <w:szCs w:val="21"/>
               </w:rPr>
               <w:tab/>
             </w:r>
@@ -3283,8 +3210,8 @@
               <w:rPr>
                 <w:rFonts w:ascii="Avenir Next" w:hAnsi="Avenir Next" w:cs="Avenir Next" w:eastAsia="Avenir Next"/>
                 <w:color w:val="1A1A1A"/>
-                <w:sz w:val="20"/>
-                <w:szCs w:val="20"/>
+                <w:sz w:val="21"/>
+                <w:szCs w:val="21"/>
               </w:rPr>
               <w:t xml:space="preserve">24 out of 30 as a percent is —</w:t>
             </w:r>
@@ -3339,8 +3266,8 @@
                       <w:rFonts w:ascii="Avenir Next" w:hAnsi="Avenir Next" w:cs="Avenir Next" w:eastAsia="Avenir Next"/>
                       <w:b/>
                       <w:color w:val="003A70"/>
-                      <w:sz w:val="19"/>
-                      <w:szCs w:val="19"/>
+                      <w:sz w:val="20"/>
+                      <w:szCs w:val="20"/>
                     </w:rPr>
                     <w:t xml:space="preserve">A</w:t>
                   </w:r>
@@ -3348,8 +3275,8 @@
                     <w:rPr>
                       <w:rFonts w:ascii="Avenir Next" w:hAnsi="Avenir Next" w:cs="Avenir Next" w:eastAsia="Avenir Next"/>
                       <w:color w:val="1A1A1A"/>
-                      <w:sz w:val="19"/>
-                      <w:szCs w:val="19"/>
+                      <w:sz w:val="20"/>
+                      <w:szCs w:val="20"/>
                     </w:rPr>
                     <w:tab/>
                   </w:r>
@@ -3357,8 +3284,8 @@
                     <w:rPr>
                       <w:rFonts w:ascii="Avenir Next" w:hAnsi="Avenir Next" w:cs="Avenir Next" w:eastAsia="Avenir Next"/>
                       <w:color w:val="1A1A1A"/>
-                      <w:sz w:val="19"/>
-                      <w:szCs w:val="19"/>
+                      <w:sz w:val="20"/>
+                      <w:szCs w:val="20"/>
                     </w:rPr>
                     <w:t xml:space="preserve">24%</w:t>
                   </w:r>
@@ -3382,8 +3309,8 @@
                       <w:rFonts w:ascii="Avenir Next" w:hAnsi="Avenir Next" w:cs="Avenir Next" w:eastAsia="Avenir Next"/>
                       <w:b/>
                       <w:color w:val="003A70"/>
-                      <w:sz w:val="19"/>
-                      <w:szCs w:val="19"/>
+                      <w:sz w:val="20"/>
+                      <w:szCs w:val="20"/>
                     </w:rPr>
                     <w:t xml:space="preserve">B</w:t>
                   </w:r>
@@ -3391,8 +3318,8 @@
                     <w:rPr>
                       <w:rFonts w:ascii="Avenir Next" w:hAnsi="Avenir Next" w:cs="Avenir Next" w:eastAsia="Avenir Next"/>
                       <w:color w:val="1A1A1A"/>
-                      <w:sz w:val="19"/>
-                      <w:szCs w:val="19"/>
+                      <w:sz w:val="20"/>
+                      <w:szCs w:val="20"/>
                     </w:rPr>
                     <w:tab/>
                   </w:r>
@@ -3400,8 +3327,8 @@
                     <w:rPr>
                       <w:rFonts w:ascii="Avenir Next" w:hAnsi="Avenir Next" w:cs="Avenir Next" w:eastAsia="Avenir Next"/>
                       <w:color w:val="1A1A1A"/>
-                      <w:sz w:val="19"/>
-                      <w:szCs w:val="19"/>
+                      <w:sz w:val="20"/>
+                      <w:szCs w:val="20"/>
                     </w:rPr>
                     <w:t xml:space="preserve">30%</w:t>
                   </w:r>
@@ -3425,8 +3352,8 @@
                       <w:rFonts w:ascii="Avenir Next" w:hAnsi="Avenir Next" w:cs="Avenir Next" w:eastAsia="Avenir Next"/>
                       <w:b/>
                       <w:color w:val="003A70"/>
-                      <w:sz w:val="19"/>
-                      <w:szCs w:val="19"/>
+                      <w:sz w:val="20"/>
+                      <w:szCs w:val="20"/>
                     </w:rPr>
                     <w:t xml:space="preserve">C</w:t>
                   </w:r>
@@ -3434,8 +3361,8 @@
                     <w:rPr>
                       <w:rFonts w:ascii="Avenir Next" w:hAnsi="Avenir Next" w:cs="Avenir Next" w:eastAsia="Avenir Next"/>
                       <w:color w:val="1A1A1A"/>
-                      <w:sz w:val="19"/>
-                      <w:szCs w:val="19"/>
+                      <w:sz w:val="20"/>
+                      <w:szCs w:val="20"/>
                     </w:rPr>
                     <w:tab/>
                   </w:r>
@@ -3443,8 +3370,8 @@
                     <w:rPr>
                       <w:rFonts w:ascii="Avenir Next" w:hAnsi="Avenir Next" w:cs="Avenir Next" w:eastAsia="Avenir Next"/>
                       <w:color w:val="1A1A1A"/>
-                      <w:sz w:val="19"/>
-                      <w:szCs w:val="19"/>
+                      <w:sz w:val="20"/>
+                      <w:szCs w:val="20"/>
                     </w:rPr>
                     <w:t xml:space="preserve">80%</w:t>
                   </w:r>
@@ -3468,8 +3395,8 @@
                       <w:rFonts w:ascii="Avenir Next" w:hAnsi="Avenir Next" w:cs="Avenir Next" w:eastAsia="Avenir Next"/>
                       <w:b/>
                       <w:color w:val="003A70"/>
-                      <w:sz w:val="19"/>
-                      <w:szCs w:val="19"/>
+                      <w:sz w:val="20"/>
+                      <w:szCs w:val="20"/>
                     </w:rPr>
                     <w:t xml:space="preserve">D</w:t>
                   </w:r>
@@ -3477,8 +3404,8 @@
                     <w:rPr>
                       <w:rFonts w:ascii="Avenir Next" w:hAnsi="Avenir Next" w:cs="Avenir Next" w:eastAsia="Avenir Next"/>
                       <w:color w:val="1A1A1A"/>
-                      <w:sz w:val="19"/>
-                      <w:szCs w:val="19"/>
+                      <w:sz w:val="20"/>
+                      <w:szCs w:val="20"/>
                     </w:rPr>
                     <w:tab/>
                   </w:r>
@@ -3486,8 +3413,8 @@
                     <w:rPr>
                       <w:rFonts w:ascii="Avenir Next" w:hAnsi="Avenir Next" w:cs="Avenir Next" w:eastAsia="Avenir Next"/>
                       <w:color w:val="1A1A1A"/>
-                      <w:sz w:val="19"/>
-                      <w:szCs w:val="19"/>
+                      <w:sz w:val="20"/>
+                      <w:szCs w:val="20"/>
                     </w:rPr>
                     <w:t xml:space="preserve">54%</w:t>
                   </w:r>
@@ -3560,8 +3487,8 @@
                 <w:rFonts w:ascii="Avenir Next" w:hAnsi="Avenir Next" w:cs="Avenir Next" w:eastAsia="Avenir Next"/>
                 <w:b/>
                 <w:color w:val="1A1A1A"/>
-                <w:sz w:val="20"/>
-                <w:szCs w:val="20"/>
+                <w:sz w:val="21"/>
+                <w:szCs w:val="21"/>
               </w:rPr>
               <w:t xml:space="preserve">11.</w:t>
             </w:r>
@@ -3569,8 +3496,8 @@
               <w:rPr>
                 <w:rFonts w:ascii="Avenir Next" w:hAnsi="Avenir Next" w:cs="Avenir Next" w:eastAsia="Avenir Next"/>
                 <w:color w:val="1A1A1A"/>
-                <w:sz w:val="20"/>
-                <w:szCs w:val="20"/>
+                <w:sz w:val="21"/>
+                <w:szCs w:val="21"/>
               </w:rPr>
               <w:tab/>
             </w:r>
@@ -3578,8 +3505,8 @@
               <w:rPr>
                 <w:rFonts w:ascii="Avenir Next" w:hAnsi="Avenir Next" w:cs="Avenir Next" w:eastAsia="Avenir Next"/>
                 <w:color w:val="1A1A1A"/>
-                <w:sz w:val="20"/>
-                <w:szCs w:val="20"/>
+                <w:sz w:val="21"/>
+                <w:szCs w:val="21"/>
               </w:rPr>
               <w:t xml:space="preserve">Which is better: 9 out of 10 or 17 out of 20?</w:t>
             </w:r>
@@ -3634,8 +3561,8 @@
                       <w:rFonts w:ascii="Avenir Next" w:hAnsi="Avenir Next" w:cs="Avenir Next" w:eastAsia="Avenir Next"/>
                       <w:b/>
                       <w:color w:val="003A70"/>
-                      <w:sz w:val="19"/>
-                      <w:szCs w:val="19"/>
+                      <w:sz w:val="20"/>
+                      <w:szCs w:val="20"/>
                     </w:rPr>
                     <w:t xml:space="preserve">A</w:t>
                   </w:r>
@@ -3643,8 +3570,8 @@
                     <w:rPr>
                       <w:rFonts w:ascii="Avenir Next" w:hAnsi="Avenir Next" w:cs="Avenir Next" w:eastAsia="Avenir Next"/>
                       <w:color w:val="1A1A1A"/>
-                      <w:sz w:val="19"/>
-                      <w:szCs w:val="19"/>
+                      <w:sz w:val="20"/>
+                      <w:szCs w:val="20"/>
                     </w:rPr>
                     <w:tab/>
                   </w:r>
@@ -3652,8 +3579,8 @@
                     <w:rPr>
                       <w:rFonts w:ascii="Avenir Next" w:hAnsi="Avenir Next" w:cs="Avenir Next" w:eastAsia="Avenir Next"/>
                       <w:color w:val="1A1A1A"/>
-                      <w:sz w:val="19"/>
-                      <w:szCs w:val="19"/>
+                      <w:sz w:val="20"/>
+                      <w:szCs w:val="20"/>
                     </w:rPr>
                     <w:t xml:space="preserve">9 out of 10</w:t>
                   </w:r>
@@ -3677,8 +3604,8 @@
                       <w:rFonts w:ascii="Avenir Next" w:hAnsi="Avenir Next" w:cs="Avenir Next" w:eastAsia="Avenir Next"/>
                       <w:b/>
                       <w:color w:val="003A70"/>
-                      <w:sz w:val="19"/>
-                      <w:szCs w:val="19"/>
+                      <w:sz w:val="20"/>
+                      <w:szCs w:val="20"/>
                     </w:rPr>
                     <w:t xml:space="preserve">B</w:t>
                   </w:r>
@@ -3686,8 +3613,8 @@
                     <w:rPr>
                       <w:rFonts w:ascii="Avenir Next" w:hAnsi="Avenir Next" w:cs="Avenir Next" w:eastAsia="Avenir Next"/>
                       <w:color w:val="1A1A1A"/>
-                      <w:sz w:val="19"/>
-                      <w:szCs w:val="19"/>
+                      <w:sz w:val="20"/>
+                      <w:szCs w:val="20"/>
                     </w:rPr>
                     <w:tab/>
                   </w:r>
@@ -3695,8 +3622,8 @@
                     <w:rPr>
                       <w:rFonts w:ascii="Avenir Next" w:hAnsi="Avenir Next" w:cs="Avenir Next" w:eastAsia="Avenir Next"/>
                       <w:color w:val="1A1A1A"/>
-                      <w:sz w:val="19"/>
-                      <w:szCs w:val="19"/>
+                      <w:sz w:val="20"/>
+                      <w:szCs w:val="20"/>
                     </w:rPr>
                     <w:t xml:space="preserve">17 out of 20</w:t>
                   </w:r>
@@ -3720,8 +3647,8 @@
                       <w:rFonts w:ascii="Avenir Next" w:hAnsi="Avenir Next" w:cs="Avenir Next" w:eastAsia="Avenir Next"/>
                       <w:b/>
                       <w:color w:val="003A70"/>
-                      <w:sz w:val="19"/>
-                      <w:szCs w:val="19"/>
+                      <w:sz w:val="20"/>
+                      <w:szCs w:val="20"/>
                     </w:rPr>
                     <w:t xml:space="preserve">C</w:t>
                   </w:r>
@@ -3729,8 +3656,8 @@
                     <w:rPr>
                       <w:rFonts w:ascii="Avenir Next" w:hAnsi="Avenir Next" w:cs="Avenir Next" w:eastAsia="Avenir Next"/>
                       <w:color w:val="1A1A1A"/>
-                      <w:sz w:val="19"/>
-                      <w:szCs w:val="19"/>
+                      <w:sz w:val="20"/>
+                      <w:szCs w:val="20"/>
                     </w:rPr>
                     <w:tab/>
                   </w:r>
@@ -3738,8 +3665,8 @@
                     <w:rPr>
                       <w:rFonts w:ascii="Avenir Next" w:hAnsi="Avenir Next" w:cs="Avenir Next" w:eastAsia="Avenir Next"/>
                       <w:color w:val="1A1A1A"/>
-                      <w:sz w:val="19"/>
-                      <w:szCs w:val="19"/>
+                      <w:sz w:val="20"/>
+                      <w:szCs w:val="20"/>
                     </w:rPr>
                     <w:t xml:space="preserve">They are equal.</w:t>
                   </w:r>
@@ -3763,8 +3690,8 @@
                       <w:rFonts w:ascii="Avenir Next" w:hAnsi="Avenir Next" w:cs="Avenir Next" w:eastAsia="Avenir Next"/>
                       <w:b/>
                       <w:color w:val="003A70"/>
-                      <w:sz w:val="19"/>
-                      <w:szCs w:val="19"/>
+                      <w:sz w:val="20"/>
+                      <w:szCs w:val="20"/>
                     </w:rPr>
                     <w:t xml:space="preserve">D</w:t>
                   </w:r>
@@ -3772,8 +3699,8 @@
                     <w:rPr>
                       <w:rFonts w:ascii="Avenir Next" w:hAnsi="Avenir Next" w:cs="Avenir Next" w:eastAsia="Avenir Next"/>
                       <w:color w:val="1A1A1A"/>
-                      <w:sz w:val="19"/>
-                      <w:szCs w:val="19"/>
+                      <w:sz w:val="20"/>
+                      <w:szCs w:val="20"/>
                     </w:rPr>
                     <w:tab/>
                   </w:r>
@@ -3781,8 +3708,8 @@
                     <w:rPr>
                       <w:rFonts w:ascii="Avenir Next" w:hAnsi="Avenir Next" w:cs="Avenir Next" w:eastAsia="Avenir Next"/>
                       <w:color w:val="1A1A1A"/>
-                      <w:sz w:val="19"/>
-                      <w:szCs w:val="19"/>
+                      <w:sz w:val="20"/>
+                      <w:szCs w:val="20"/>
                     </w:rPr>
                     <w:t xml:space="preserve">You cannot tell.</w:t>
                   </w:r>
@@ -3813,6 +3740,7 @@
           <w:tab w:val="right" w:pos="9504"/>
         </w:tabs>
         <w:spacing w:before="90" w:after="50" w:line="240" w:lineRule="auto"/>
+        <w:outlineLvl w:val="1"/>
       </w:pPr>
       <w:r>
         <w:rPr>
@@ -3847,7 +3775,7 @@
     </w:p>
     <w:tbl>
       <w:tblPr>
-        <w:tblW w:w="9504" w:type="dxa"/>
+        <w:tblW w:w="9500" w:type="dxa"/>
         <w:jc w:val="left"/>
         <w:tblBorders>
           <w:top w:val="single" w:sz="4" w:space="0" w:color="000000"/>
@@ -3867,15 +3795,16 @@
         <w:tblLook w:val="0000" w:firstRow="0" w:lastRow="0" w:firstColumn="0" w:lastColumn="0" w:noHBand="1" w:noVBand="1"/>
       </w:tblPr>
       <w:tblGrid>
-        <w:gridCol w:w="1056"/>
-        <w:gridCol w:w="1056"/>
-        <w:gridCol w:w="1056"/>
-        <w:gridCol w:w="1056"/>
-        <w:gridCol w:w="1056"/>
-        <w:gridCol w:w="1056"/>
-        <w:gridCol w:w="1056"/>
-        <w:gridCol w:w="1056"/>
-        <w:gridCol w:w="1056"/>
+        <w:gridCol w:w="950"/>
+        <w:gridCol w:w="950"/>
+        <w:gridCol w:w="950"/>
+        <w:gridCol w:w="950"/>
+        <w:gridCol w:w="950"/>
+        <w:gridCol w:w="950"/>
+        <w:gridCol w:w="950"/>
+        <w:gridCol w:w="950"/>
+        <w:gridCol w:w="950"/>
+        <w:gridCol w:w="950"/>
       </w:tblGrid>
       <w:tr>
         <w:trPr>
@@ -3883,7 +3812,7 @@
         </w:trPr>
         <w:tc>
           <w:tcPr>
-            <w:tcW w:w="1056" w:type="dxa"/>
+            <w:tcW w:w="950" w:type="dxa"/>
             <w:shd w:val="clear" w:color="auto" w:fill="F2F4F6"/>
             <w:vAlign w:val="center"/>
           </w:tcPr>
@@ -3900,7 +3829,7 @@
                 <w:sz w:val="18"/>
                 <w:szCs w:val="18"/>
               </w:rPr>
-              <w:t xml:space="preserve">70%</w:t>
+              <w:t xml:space="preserve">39</w:t>
             </w:r>
           </w:p>
           <w:p>
@@ -3916,13 +3845,13 @@
                 <w:sz w:val="18"/>
                 <w:szCs w:val="18"/>
               </w:rPr>
-              <w:t xml:space="preserve">R</w:t>
+              <w:t xml:space="preserve">Z</w:t>
             </w:r>
           </w:p>
         </w:tc>
         <w:tc>
           <w:tcPr>
-            <w:tcW w:w="1056" w:type="dxa"/>
+            <w:tcW w:w="950" w:type="dxa"/>
             <w:shd w:val="clear" w:color="auto" w:fill="F2F4F6"/>
             <w:vAlign w:val="center"/>
           </w:tcPr>
@@ -3939,7 +3868,7 @@
                 <w:sz w:val="18"/>
                 <w:szCs w:val="18"/>
               </w:rPr>
-              <w:t xml:space="preserve">Tuesday</w:t>
+              <w:t xml:space="preserve">35</w:t>
             </w:r>
           </w:p>
           <w:p>
@@ -3955,13 +3884,13 @@
                 <w:sz w:val="18"/>
                 <w:szCs w:val="18"/>
               </w:rPr>
-              <w:t xml:space="preserve">X</w:t>
+              <w:t xml:space="preserve">S</w:t>
             </w:r>
           </w:p>
         </w:tc>
         <w:tc>
           <w:tcPr>
-            <w:tcW w:w="1056" w:type="dxa"/>
+            <w:tcW w:w="950" w:type="dxa"/>
             <w:shd w:val="clear" w:color="auto" w:fill="F2F4F6"/>
             <w:vAlign w:val="center"/>
           </w:tcPr>
@@ -3978,7 +3907,7 @@
                 <w:sz w:val="18"/>
                 <w:szCs w:val="18"/>
               </w:rPr>
-              <w:t xml:space="preserve">28%</w:t>
+              <w:t xml:space="preserve">Tuesday</w:t>
             </w:r>
           </w:p>
           <w:p>
@@ -3994,13 +3923,13 @@
                 <w:sz w:val="18"/>
                 <w:szCs w:val="18"/>
               </w:rPr>
-              <w:t xml:space="preserve">Q</w:t>
+              <w:t xml:space="preserve">X</w:t>
             </w:r>
           </w:p>
         </w:tc>
         <w:tc>
           <w:tcPr>
-            <w:tcW w:w="1056" w:type="dxa"/>
+            <w:tcW w:w="950" w:type="dxa"/>
             <w:shd w:val="clear" w:color="auto" w:fill="F2F4F6"/>
             <w:vAlign w:val="center"/>
           </w:tcPr>
@@ -4017,7 +3946,7 @@
                 <w:sz w:val="18"/>
                 <w:szCs w:val="18"/>
               </w:rPr>
-              <w:t xml:space="preserve">tie</w:t>
+              <w:t xml:space="preserve">Ken</w:t>
             </w:r>
           </w:p>
           <w:p>
@@ -4033,13 +3962,13 @@
                 <w:sz w:val="18"/>
                 <w:szCs w:val="18"/>
               </w:rPr>
-              <w:t xml:space="preserve">E</w:t>
+              <w:t xml:space="preserve">R</w:t>
             </w:r>
           </w:p>
         </w:tc>
         <w:tc>
           <w:tcPr>
-            <w:tcW w:w="1056" w:type="dxa"/>
+            <w:tcW w:w="950" w:type="dxa"/>
             <w:shd w:val="clear" w:color="auto" w:fill="F2F4F6"/>
             <w:vAlign w:val="center"/>
           </w:tcPr>
@@ -4056,7 +3985,7 @@
                 <w:sz w:val="18"/>
                 <w:szCs w:val="18"/>
               </w:rPr>
-              <w:t xml:space="preserve">Thursday</w:t>
+              <w:t xml:space="preserve">Cole</w:t>
             </w:r>
           </w:p>
           <w:p>
@@ -4072,13 +4001,13 @@
                 <w:sz w:val="18"/>
                 <w:szCs w:val="18"/>
               </w:rPr>
-              <w:t xml:space="preserve">C</w:t>
+              <w:t xml:space="preserve">E</w:t>
             </w:r>
           </w:p>
         </w:tc>
         <w:tc>
           <w:tcPr>
-            <w:tcW w:w="1056" w:type="dxa"/>
+            <w:tcW w:w="950" w:type="dxa"/>
             <w:shd w:val="clear" w:color="auto" w:fill="F2F4F6"/>
             <w:vAlign w:val="center"/>
           </w:tcPr>
@@ -4095,7 +4024,7 @@
                 <w:sz w:val="18"/>
                 <w:szCs w:val="18"/>
               </w:rPr>
-              <w:t xml:space="preserve">Cole</w:t>
+              <w:t xml:space="preserve">70%</w:t>
             </w:r>
           </w:p>
           <w:p>
@@ -4111,13 +4040,13 @@
                 <w:sz w:val="18"/>
                 <w:szCs w:val="18"/>
               </w:rPr>
-              <w:t xml:space="preserve">R</w:t>
+              <w:t xml:space="preserve">D</w:t>
             </w:r>
           </w:p>
         </w:tc>
         <w:tc>
           <w:tcPr>
-            <w:tcW w:w="1056" w:type="dxa"/>
+            <w:tcW w:w="950" w:type="dxa"/>
             <w:shd w:val="clear" w:color="auto" w:fill="F2F4F6"/>
             <w:vAlign w:val="center"/>
           </w:tcPr>
@@ -4134,7 +4063,7 @@
                 <w:sz w:val="18"/>
                 <w:szCs w:val="18"/>
               </w:rPr>
-              <w:t xml:space="preserve">35</w:t>
+              <w:t xml:space="preserve">tie</w:t>
             </w:r>
           </w:p>
           <w:p>
@@ -4150,13 +4079,13 @@
                 <w:sz w:val="18"/>
                 <w:szCs w:val="18"/>
               </w:rPr>
-              <w:t xml:space="preserve">D</w:t>
+              <w:t xml:space="preserve">C</w:t>
             </w:r>
           </w:p>
         </w:tc>
         <w:tc>
           <w:tcPr>
-            <w:tcW w:w="1056" w:type="dxa"/>
+            <w:tcW w:w="950" w:type="dxa"/>
             <w:shd w:val="clear" w:color="auto" w:fill="F2F4F6"/>
             <w:vAlign w:val="center"/>
           </w:tcPr>
@@ -4173,7 +4102,7 @@
                 <w:sz w:val="18"/>
                 <w:szCs w:val="18"/>
               </w:rPr>
-              <w:t xml:space="preserve">39</w:t>
+              <w:t xml:space="preserve">25%</w:t>
             </w:r>
           </w:p>
           <w:p>
@@ -4189,13 +4118,13 @@
                 <w:sz w:val="18"/>
                 <w:szCs w:val="18"/>
               </w:rPr>
-              <w:t xml:space="preserve">Z</w:t>
+              <w:t xml:space="preserve">R</w:t>
             </w:r>
           </w:p>
         </w:tc>
         <w:tc>
           <w:tcPr>
-            <w:tcW w:w="1056" w:type="dxa"/>
+            <w:tcW w:w="950" w:type="dxa"/>
             <w:shd w:val="clear" w:color="auto" w:fill="F2F4F6"/>
             <w:vAlign w:val="center"/>
           </w:tcPr>
@@ -4212,7 +4141,46 @@
                 <w:sz w:val="18"/>
                 <w:szCs w:val="18"/>
               </w:rPr>
-              <w:t xml:space="preserve">Ken</w:t>
+              <w:t xml:space="preserve">28%</w:t>
+            </w:r>
+          </w:p>
+          <w:p>
+            <w:pPr>
+              <w:spacing w:before="0" w:after="0" w:line="240" w:lineRule="auto"/>
+              <w:jc w:val="center"/>
+            </w:pPr>
+            <w:r>
+              <w:rPr>
+                <w:rFonts w:ascii="Avenir Next" w:hAnsi="Avenir Next" w:cs="Avenir Next" w:eastAsia="Avenir Next"/>
+                <w:b/>
+                <w:color w:val="003A70"/>
+                <w:sz w:val="18"/>
+                <w:szCs w:val="18"/>
+              </w:rPr>
+              <w:t xml:space="preserve">Q</w:t>
+            </w:r>
+          </w:p>
+        </w:tc>
+        <w:tc>
+          <w:tcPr>
+            <w:tcW w:w="950" w:type="dxa"/>
+            <w:shd w:val="clear" w:color="auto" w:fill="F2F4F6"/>
+            <w:vAlign w:val="center"/>
+          </w:tcPr>
+          <w:p>
+            <w:pPr>
+              <w:spacing w:before="0" w:after="0" w:line="240" w:lineRule="auto"/>
+              <w:jc w:val="center"/>
+            </w:pPr>
+            <w:r>
+              <w:rPr>
+                <w:rFonts w:ascii="Avenir Next" w:hAnsi="Avenir Next" w:cs="Avenir Next" w:eastAsia="Avenir Next"/>
+                <w:b/>
+                <w:color w:val="1A1A1A"/>
+                <w:sz w:val="18"/>
+                <w:szCs w:val="18"/>
+              </w:rPr>
+              <w:t xml:space="preserve">Thursday</w:t>
             </w:r>
           </w:p>
           <w:p>
@@ -4241,7 +4209,7 @@
     </w:p>
     <w:tbl>
       <w:tblPr>
-        <w:tblW w:w="5400" w:type="dxa"/>
+        <w:tblW w:w="6300" w:type="dxa"/>
         <w:jc w:val="center"/>
         <w:tblBorders>
           <w:top w:val="single" w:sz="4" w:space="0" w:color="000000"/>
@@ -4267,12 +4235,34 @@
         <w:gridCol w:w="900"/>
         <w:gridCol w:w="900"/>
         <w:gridCol w:w="900"/>
+        <w:gridCol w:w="900"/>
       </w:tblGrid>
       <w:tr>
         <w:trPr>
           <w:cantSplit/>
           <w:trHeight w:val="540" w:hRule="atLeast"/>
         </w:trPr>
+        <w:tc>
+          <w:tcPr>
+            <w:tcW w:w="900" w:type="dxa"/>
+            <w:vAlign w:val="top"/>
+          </w:tcPr>
+          <w:p>
+            <w:pPr>
+              <w:spacing w:before="0" w:after="0" w:line="240" w:lineRule="auto"/>
+            </w:pPr>
+            <w:r>
+              <w:rPr>
+                <w:rFonts w:ascii="Avenir Next" w:hAnsi="Avenir Next" w:cs="Avenir Next" w:eastAsia="Avenir Next"/>
+                <w:b/>
+                <w:color w:val="5A5F66"/>
+                <w:sz w:val="14"/>
+                <w:szCs w:val="14"/>
+              </w:rPr>
+              <w:t xml:space="preserve">#1c</w:t>
+            </w:r>
+          </w:p>
+        </w:tc>
         <w:tc>
           <w:tcPr>
             <w:tcW w:w="900" w:type="dxa"/>
